--- a/UE5/UE5System_ViewModel.docx
+++ b/UE5/UE5System_ViewModel.docx
@@ -44,7 +44,10 @@
               <w:tab w:val="right" w:leader="dot" w:pos="8296"/>
             </w:tabs>
             <w:rPr>
+              <w:rFonts w:asciiTheme="minorHAnsi" w:eastAsiaTheme="minorEastAsia" w:hAnsiTheme="minorHAnsi" w:hint="eastAsia"/>
               <w:noProof/>
+              <w:color w:val="auto"/>
+              <w:sz w:val="22"/>
             </w:rPr>
           </w:pPr>
           <w:r>
@@ -56,7 +59,7 @@
           <w:r>
             <w:fldChar w:fldCharType="separate"/>
           </w:r>
-          <w:hyperlink w:anchor="_Toc229583737" w:history="1">
+          <w:hyperlink w:anchor="_Toc229997465" w:history="1">
             <w:r>
               <w:rPr>
                 <w:rStyle w:val="ae"/>
@@ -71,7 +74,7 @@
                 <w:rFonts w:hint="eastAsia"/>
                 <w:noProof/>
               </w:rPr>
-              <w:t>使用文档</w:t>
+              <w:t>官方使用文档</w:t>
             </w:r>
             <w:r>
               <w:rPr>
@@ -102,7 +105,7 @@
                 <w:noProof/>
                 <w:webHidden/>
               </w:rPr>
-              <w:instrText>PAGEREF _Toc229583737 \h</w:instrText>
+              <w:instrText>PAGEREF _Toc229997465 \h</w:instrText>
             </w:r>
             <w:r>
               <w:rPr>
@@ -121,7 +124,6 @@
             </w:r>
             <w:r>
               <w:rPr>
-                <w:rFonts w:hint="eastAsia"/>
                 <w:noProof/>
                 <w:webHidden/>
               </w:rPr>
@@ -133,6 +135,1103 @@
                 <w:webHidden/>
               </w:rPr>
               <w:t>2</w:t>
+            </w:r>
+            <w:r>
+              <w:rPr>
+                <w:rFonts w:hint="eastAsia"/>
+                <w:noProof/>
+                <w:webHidden/>
+              </w:rPr>
+              <w:fldChar w:fldCharType="end"/>
+            </w:r>
+          </w:hyperlink>
+        </w:p>
+        <w:p>
+          <w:pPr>
+            <w:pStyle w:val="TOC1"/>
+            <w:tabs>
+              <w:tab w:val="right" w:leader="dot" w:pos="8296"/>
+            </w:tabs>
+            <w:rPr>
+              <w:rFonts w:asciiTheme="minorHAnsi" w:eastAsiaTheme="minorEastAsia" w:hAnsiTheme="minorHAnsi" w:hint="eastAsia"/>
+              <w:noProof/>
+              <w:color w:val="auto"/>
+              <w:sz w:val="22"/>
+            </w:rPr>
+          </w:pPr>
+          <w:hyperlink w:anchor="_Toc229997466" w:history="1">
+            <w:r>
+              <w:rPr>
+                <w:rStyle w:val="ae"/>
+                <w:rFonts w:hint="eastAsia"/>
+                <w:noProof/>
+              </w:rPr>
+              <w:t>ViewModel</w:t>
+            </w:r>
+            <w:r>
+              <w:rPr>
+                <w:rStyle w:val="ae"/>
+                <w:rFonts w:hint="eastAsia"/>
+                <w:noProof/>
+              </w:rPr>
+              <w:t>使用</w:t>
+            </w:r>
+            <w:r>
+              <w:rPr>
+                <w:rFonts w:hint="eastAsia"/>
+                <w:noProof/>
+                <w:webHidden/>
+              </w:rPr>
+              <w:tab/>
+            </w:r>
+            <w:r>
+              <w:rPr>
+                <w:rFonts w:hint="eastAsia"/>
+                <w:noProof/>
+                <w:webHidden/>
+              </w:rPr>
+              <w:fldChar w:fldCharType="begin"/>
+            </w:r>
+            <w:r>
+              <w:rPr>
+                <w:rFonts w:hint="eastAsia"/>
+                <w:noProof/>
+                <w:webHidden/>
+              </w:rPr>
+              <w:instrText xml:space="preserve"> </w:instrText>
+            </w:r>
+            <w:r>
+              <w:rPr>
+                <w:noProof/>
+                <w:webHidden/>
+              </w:rPr>
+              <w:instrText>PAGEREF _Toc229997466 \h</w:instrText>
+            </w:r>
+            <w:r>
+              <w:rPr>
+                <w:rFonts w:hint="eastAsia"/>
+                <w:noProof/>
+                <w:webHidden/>
+              </w:rPr>
+              <w:instrText xml:space="preserve"> </w:instrText>
+            </w:r>
+            <w:r>
+              <w:rPr>
+                <w:rFonts w:hint="eastAsia"/>
+                <w:noProof/>
+                <w:webHidden/>
+              </w:rPr>
+            </w:r>
+            <w:r>
+              <w:rPr>
+                <w:noProof/>
+                <w:webHidden/>
+              </w:rPr>
+              <w:fldChar w:fldCharType="separate"/>
+            </w:r>
+            <w:r>
+              <w:rPr>
+                <w:noProof/>
+                <w:webHidden/>
+              </w:rPr>
+              <w:t>2</w:t>
+            </w:r>
+            <w:r>
+              <w:rPr>
+                <w:rFonts w:hint="eastAsia"/>
+                <w:noProof/>
+                <w:webHidden/>
+              </w:rPr>
+              <w:fldChar w:fldCharType="end"/>
+            </w:r>
+          </w:hyperlink>
+        </w:p>
+        <w:p>
+          <w:pPr>
+            <w:pStyle w:val="TOC2"/>
+            <w:tabs>
+              <w:tab w:val="right" w:leader="dot" w:pos="8296"/>
+            </w:tabs>
+            <w:ind w:left="640"/>
+            <w:rPr>
+              <w:rFonts w:asciiTheme="minorHAnsi" w:eastAsiaTheme="minorEastAsia" w:hAnsiTheme="minorHAnsi" w:hint="eastAsia"/>
+              <w:noProof/>
+              <w:color w:val="auto"/>
+              <w:sz w:val="22"/>
+            </w:rPr>
+          </w:pPr>
+          <w:hyperlink w:anchor="_Toc229997467" w:history="1">
+            <w:r>
+              <w:rPr>
+                <w:rStyle w:val="ae"/>
+                <w:rFonts w:hint="eastAsia"/>
+                <w:noProof/>
+              </w:rPr>
+              <w:t>启用插件</w:t>
+            </w:r>
+            <w:r>
+              <w:rPr>
+                <w:rFonts w:hint="eastAsia"/>
+                <w:noProof/>
+                <w:webHidden/>
+              </w:rPr>
+              <w:tab/>
+            </w:r>
+            <w:r>
+              <w:rPr>
+                <w:rFonts w:hint="eastAsia"/>
+                <w:noProof/>
+                <w:webHidden/>
+              </w:rPr>
+              <w:fldChar w:fldCharType="begin"/>
+            </w:r>
+            <w:r>
+              <w:rPr>
+                <w:rFonts w:hint="eastAsia"/>
+                <w:noProof/>
+                <w:webHidden/>
+              </w:rPr>
+              <w:instrText xml:space="preserve"> </w:instrText>
+            </w:r>
+            <w:r>
+              <w:rPr>
+                <w:noProof/>
+                <w:webHidden/>
+              </w:rPr>
+              <w:instrText>PAGEREF _Toc229997467 \h</w:instrText>
+            </w:r>
+            <w:r>
+              <w:rPr>
+                <w:rFonts w:hint="eastAsia"/>
+                <w:noProof/>
+                <w:webHidden/>
+              </w:rPr>
+              <w:instrText xml:space="preserve"> </w:instrText>
+            </w:r>
+            <w:r>
+              <w:rPr>
+                <w:rFonts w:hint="eastAsia"/>
+                <w:noProof/>
+                <w:webHidden/>
+              </w:rPr>
+            </w:r>
+            <w:r>
+              <w:rPr>
+                <w:noProof/>
+                <w:webHidden/>
+              </w:rPr>
+              <w:fldChar w:fldCharType="separate"/>
+            </w:r>
+            <w:r>
+              <w:rPr>
+                <w:noProof/>
+                <w:webHidden/>
+              </w:rPr>
+              <w:t>2</w:t>
+            </w:r>
+            <w:r>
+              <w:rPr>
+                <w:rFonts w:hint="eastAsia"/>
+                <w:noProof/>
+                <w:webHidden/>
+              </w:rPr>
+              <w:fldChar w:fldCharType="end"/>
+            </w:r>
+          </w:hyperlink>
+        </w:p>
+        <w:p>
+          <w:pPr>
+            <w:pStyle w:val="TOC2"/>
+            <w:tabs>
+              <w:tab w:val="right" w:leader="dot" w:pos="8296"/>
+            </w:tabs>
+            <w:ind w:left="640"/>
+            <w:rPr>
+              <w:rFonts w:asciiTheme="minorHAnsi" w:eastAsiaTheme="minorEastAsia" w:hAnsiTheme="minorHAnsi" w:hint="eastAsia"/>
+              <w:noProof/>
+              <w:color w:val="auto"/>
+              <w:sz w:val="22"/>
+            </w:rPr>
+          </w:pPr>
+          <w:hyperlink w:anchor="_Toc229997468" w:history="1">
+            <w:r>
+              <w:rPr>
+                <w:rStyle w:val="ae"/>
+                <w:rFonts w:hint="eastAsia"/>
+                <w:noProof/>
+              </w:rPr>
+              <w:t>UI</w:t>
+            </w:r>
+            <w:r>
+              <w:rPr>
+                <w:rStyle w:val="ae"/>
+                <w:rFonts w:hint="eastAsia"/>
+                <w:noProof/>
+              </w:rPr>
+              <w:t>中添加</w:t>
+            </w:r>
+            <w:r>
+              <w:rPr>
+                <w:rStyle w:val="ae"/>
+                <w:rFonts w:hint="eastAsia"/>
+                <w:noProof/>
+              </w:rPr>
+              <w:t>ViewModel</w:t>
+            </w:r>
+            <w:r>
+              <w:rPr>
+                <w:rFonts w:hint="eastAsia"/>
+                <w:noProof/>
+                <w:webHidden/>
+              </w:rPr>
+              <w:tab/>
+            </w:r>
+            <w:r>
+              <w:rPr>
+                <w:rFonts w:hint="eastAsia"/>
+                <w:noProof/>
+                <w:webHidden/>
+              </w:rPr>
+              <w:fldChar w:fldCharType="begin"/>
+            </w:r>
+            <w:r>
+              <w:rPr>
+                <w:rFonts w:hint="eastAsia"/>
+                <w:noProof/>
+                <w:webHidden/>
+              </w:rPr>
+              <w:instrText xml:space="preserve"> </w:instrText>
+            </w:r>
+            <w:r>
+              <w:rPr>
+                <w:noProof/>
+                <w:webHidden/>
+              </w:rPr>
+              <w:instrText>PAGEREF _Toc229997468 \h</w:instrText>
+            </w:r>
+            <w:r>
+              <w:rPr>
+                <w:rFonts w:hint="eastAsia"/>
+                <w:noProof/>
+                <w:webHidden/>
+              </w:rPr>
+              <w:instrText xml:space="preserve"> </w:instrText>
+            </w:r>
+            <w:r>
+              <w:rPr>
+                <w:rFonts w:hint="eastAsia"/>
+                <w:noProof/>
+                <w:webHidden/>
+              </w:rPr>
+            </w:r>
+            <w:r>
+              <w:rPr>
+                <w:noProof/>
+                <w:webHidden/>
+              </w:rPr>
+              <w:fldChar w:fldCharType="separate"/>
+            </w:r>
+            <w:r>
+              <w:rPr>
+                <w:noProof/>
+                <w:webHidden/>
+              </w:rPr>
+              <w:t>3</w:t>
+            </w:r>
+            <w:r>
+              <w:rPr>
+                <w:rFonts w:hint="eastAsia"/>
+                <w:noProof/>
+                <w:webHidden/>
+              </w:rPr>
+              <w:fldChar w:fldCharType="end"/>
+            </w:r>
+          </w:hyperlink>
+        </w:p>
+        <w:p>
+          <w:pPr>
+            <w:pStyle w:val="TOC2"/>
+            <w:tabs>
+              <w:tab w:val="right" w:leader="dot" w:pos="8296"/>
+            </w:tabs>
+            <w:ind w:left="640"/>
+            <w:rPr>
+              <w:rFonts w:asciiTheme="minorHAnsi" w:eastAsiaTheme="minorEastAsia" w:hAnsiTheme="minorHAnsi" w:hint="eastAsia"/>
+              <w:noProof/>
+              <w:color w:val="auto"/>
+              <w:sz w:val="22"/>
+            </w:rPr>
+          </w:pPr>
+          <w:hyperlink w:anchor="_Toc229997469" w:history="1">
+            <w:r>
+              <w:rPr>
+                <w:rStyle w:val="ae"/>
+                <w:rFonts w:hint="eastAsia"/>
+                <w:noProof/>
+              </w:rPr>
+              <w:t>ViewModel</w:t>
+            </w:r>
+            <w:r>
+              <w:rPr>
+                <w:rStyle w:val="ae"/>
+                <w:rFonts w:hint="eastAsia"/>
+                <w:noProof/>
+              </w:rPr>
+              <w:t>的创建</w:t>
+            </w:r>
+            <w:r>
+              <w:rPr>
+                <w:rFonts w:hint="eastAsia"/>
+                <w:noProof/>
+                <w:webHidden/>
+              </w:rPr>
+              <w:tab/>
+            </w:r>
+            <w:r>
+              <w:rPr>
+                <w:rFonts w:hint="eastAsia"/>
+                <w:noProof/>
+                <w:webHidden/>
+              </w:rPr>
+              <w:fldChar w:fldCharType="begin"/>
+            </w:r>
+            <w:r>
+              <w:rPr>
+                <w:rFonts w:hint="eastAsia"/>
+                <w:noProof/>
+                <w:webHidden/>
+              </w:rPr>
+              <w:instrText xml:space="preserve"> </w:instrText>
+            </w:r>
+            <w:r>
+              <w:rPr>
+                <w:noProof/>
+                <w:webHidden/>
+              </w:rPr>
+              <w:instrText>PAGEREF _Toc229997469 \h</w:instrText>
+            </w:r>
+            <w:r>
+              <w:rPr>
+                <w:rFonts w:hint="eastAsia"/>
+                <w:noProof/>
+                <w:webHidden/>
+              </w:rPr>
+              <w:instrText xml:space="preserve"> </w:instrText>
+            </w:r>
+            <w:r>
+              <w:rPr>
+                <w:rFonts w:hint="eastAsia"/>
+                <w:noProof/>
+                <w:webHidden/>
+              </w:rPr>
+            </w:r>
+            <w:r>
+              <w:rPr>
+                <w:noProof/>
+                <w:webHidden/>
+              </w:rPr>
+              <w:fldChar w:fldCharType="separate"/>
+            </w:r>
+            <w:r>
+              <w:rPr>
+                <w:noProof/>
+                <w:webHidden/>
+              </w:rPr>
+              <w:t>3</w:t>
+            </w:r>
+            <w:r>
+              <w:rPr>
+                <w:rFonts w:hint="eastAsia"/>
+                <w:noProof/>
+                <w:webHidden/>
+              </w:rPr>
+              <w:fldChar w:fldCharType="end"/>
+            </w:r>
+          </w:hyperlink>
+        </w:p>
+        <w:p>
+          <w:pPr>
+            <w:pStyle w:val="TOC2"/>
+            <w:tabs>
+              <w:tab w:val="right" w:leader="dot" w:pos="8296"/>
+            </w:tabs>
+            <w:ind w:left="640"/>
+            <w:rPr>
+              <w:rFonts w:asciiTheme="minorHAnsi" w:eastAsiaTheme="minorEastAsia" w:hAnsiTheme="minorHAnsi" w:hint="eastAsia"/>
+              <w:noProof/>
+              <w:color w:val="auto"/>
+              <w:sz w:val="22"/>
+            </w:rPr>
+          </w:pPr>
+          <w:hyperlink w:anchor="_Toc229997470" w:history="1">
+            <w:r>
+              <w:rPr>
+                <w:rStyle w:val="ae"/>
+                <w:rFonts w:hint="eastAsia"/>
+                <w:noProof/>
+              </w:rPr>
+              <w:t>ViewModel</w:t>
+            </w:r>
+            <w:r>
+              <w:rPr>
+                <w:rStyle w:val="ae"/>
+                <w:rFonts w:hint="eastAsia"/>
+                <w:noProof/>
+              </w:rPr>
+              <w:t>创建方式选择</w:t>
+            </w:r>
+            <w:r>
+              <w:rPr>
+                <w:rFonts w:hint="eastAsia"/>
+                <w:noProof/>
+                <w:webHidden/>
+              </w:rPr>
+              <w:tab/>
+            </w:r>
+            <w:r>
+              <w:rPr>
+                <w:rFonts w:hint="eastAsia"/>
+                <w:noProof/>
+                <w:webHidden/>
+              </w:rPr>
+              <w:fldChar w:fldCharType="begin"/>
+            </w:r>
+            <w:r>
+              <w:rPr>
+                <w:rFonts w:hint="eastAsia"/>
+                <w:noProof/>
+                <w:webHidden/>
+              </w:rPr>
+              <w:instrText xml:space="preserve"> </w:instrText>
+            </w:r>
+            <w:r>
+              <w:rPr>
+                <w:noProof/>
+                <w:webHidden/>
+              </w:rPr>
+              <w:instrText>PAGEREF _Toc229997470 \h</w:instrText>
+            </w:r>
+            <w:r>
+              <w:rPr>
+                <w:rFonts w:hint="eastAsia"/>
+                <w:noProof/>
+                <w:webHidden/>
+              </w:rPr>
+              <w:instrText xml:space="preserve"> </w:instrText>
+            </w:r>
+            <w:r>
+              <w:rPr>
+                <w:rFonts w:hint="eastAsia"/>
+                <w:noProof/>
+                <w:webHidden/>
+              </w:rPr>
+            </w:r>
+            <w:r>
+              <w:rPr>
+                <w:noProof/>
+                <w:webHidden/>
+              </w:rPr>
+              <w:fldChar w:fldCharType="separate"/>
+            </w:r>
+            <w:r>
+              <w:rPr>
+                <w:noProof/>
+                <w:webHidden/>
+              </w:rPr>
+              <w:t>3</w:t>
+            </w:r>
+            <w:r>
+              <w:rPr>
+                <w:rFonts w:hint="eastAsia"/>
+                <w:noProof/>
+                <w:webHidden/>
+              </w:rPr>
+              <w:fldChar w:fldCharType="end"/>
+            </w:r>
+          </w:hyperlink>
+        </w:p>
+        <w:p>
+          <w:pPr>
+            <w:pStyle w:val="TOC2"/>
+            <w:tabs>
+              <w:tab w:val="right" w:leader="dot" w:pos="8296"/>
+            </w:tabs>
+            <w:ind w:left="640"/>
+            <w:rPr>
+              <w:rFonts w:asciiTheme="minorHAnsi" w:eastAsiaTheme="minorEastAsia" w:hAnsiTheme="minorHAnsi" w:hint="eastAsia"/>
+              <w:noProof/>
+              <w:color w:val="auto"/>
+              <w:sz w:val="22"/>
+            </w:rPr>
+          </w:pPr>
+          <w:hyperlink w:anchor="_Toc229997471" w:history="1">
+            <w:r>
+              <w:rPr>
+                <w:rStyle w:val="ae"/>
+                <w:rFonts w:hint="eastAsia"/>
+                <w:noProof/>
+              </w:rPr>
+              <w:t>ViewModel</w:t>
+            </w:r>
+            <w:r>
+              <w:rPr>
+                <w:rStyle w:val="ae"/>
+                <w:rFonts w:hint="eastAsia"/>
+                <w:noProof/>
+              </w:rPr>
+              <w:t>设置需要</w:t>
+            </w:r>
+            <w:r>
+              <w:rPr>
+                <w:rStyle w:val="ae"/>
+                <w:rFonts w:hint="eastAsia"/>
+                <w:noProof/>
+              </w:rPr>
+              <w:t>UI</w:t>
+            </w:r>
+            <w:r>
+              <w:rPr>
+                <w:rStyle w:val="ae"/>
+                <w:rFonts w:hint="eastAsia"/>
+                <w:noProof/>
+              </w:rPr>
+              <w:t>显示的变量</w:t>
+            </w:r>
+            <w:r>
+              <w:rPr>
+                <w:rFonts w:hint="eastAsia"/>
+                <w:noProof/>
+                <w:webHidden/>
+              </w:rPr>
+              <w:tab/>
+            </w:r>
+            <w:r>
+              <w:rPr>
+                <w:rFonts w:hint="eastAsia"/>
+                <w:noProof/>
+                <w:webHidden/>
+              </w:rPr>
+              <w:fldChar w:fldCharType="begin"/>
+            </w:r>
+            <w:r>
+              <w:rPr>
+                <w:rFonts w:hint="eastAsia"/>
+                <w:noProof/>
+                <w:webHidden/>
+              </w:rPr>
+              <w:instrText xml:space="preserve"> </w:instrText>
+            </w:r>
+            <w:r>
+              <w:rPr>
+                <w:noProof/>
+                <w:webHidden/>
+              </w:rPr>
+              <w:instrText>PAGEREF _Toc229997471 \h</w:instrText>
+            </w:r>
+            <w:r>
+              <w:rPr>
+                <w:rFonts w:hint="eastAsia"/>
+                <w:noProof/>
+                <w:webHidden/>
+              </w:rPr>
+              <w:instrText xml:space="preserve"> </w:instrText>
+            </w:r>
+            <w:r>
+              <w:rPr>
+                <w:rFonts w:hint="eastAsia"/>
+                <w:noProof/>
+                <w:webHidden/>
+              </w:rPr>
+            </w:r>
+            <w:r>
+              <w:rPr>
+                <w:noProof/>
+                <w:webHidden/>
+              </w:rPr>
+              <w:fldChar w:fldCharType="separate"/>
+            </w:r>
+            <w:r>
+              <w:rPr>
+                <w:noProof/>
+                <w:webHidden/>
+              </w:rPr>
+              <w:t>4</w:t>
+            </w:r>
+            <w:r>
+              <w:rPr>
+                <w:rFonts w:hint="eastAsia"/>
+                <w:noProof/>
+                <w:webHidden/>
+              </w:rPr>
+              <w:fldChar w:fldCharType="end"/>
+            </w:r>
+          </w:hyperlink>
+        </w:p>
+        <w:p>
+          <w:pPr>
+            <w:pStyle w:val="TOC2"/>
+            <w:tabs>
+              <w:tab w:val="right" w:leader="dot" w:pos="8296"/>
+            </w:tabs>
+            <w:ind w:left="640"/>
+            <w:rPr>
+              <w:rFonts w:asciiTheme="minorHAnsi" w:eastAsiaTheme="minorEastAsia" w:hAnsiTheme="minorHAnsi" w:hint="eastAsia"/>
+              <w:noProof/>
+              <w:color w:val="auto"/>
+              <w:sz w:val="22"/>
+            </w:rPr>
+          </w:pPr>
+          <w:hyperlink w:anchor="_Toc229997472" w:history="1">
+            <w:r>
+              <w:rPr>
+                <w:rStyle w:val="ae"/>
+                <w:rFonts w:hint="eastAsia"/>
+                <w:noProof/>
+              </w:rPr>
+              <w:t>初始化</w:t>
+            </w:r>
+            <w:r>
+              <w:rPr>
+                <w:rStyle w:val="ae"/>
+                <w:rFonts w:hint="eastAsia"/>
+                <w:noProof/>
+              </w:rPr>
+              <w:t>ViewModel</w:t>
+            </w:r>
+            <w:r>
+              <w:rPr>
+                <w:rStyle w:val="ae"/>
+                <w:rFonts w:hint="eastAsia"/>
+                <w:noProof/>
+              </w:rPr>
+              <w:t>中的数据</w:t>
+            </w:r>
+            <w:r>
+              <w:rPr>
+                <w:rStyle w:val="ae"/>
+                <w:rFonts w:hint="eastAsia"/>
+                <w:noProof/>
+              </w:rPr>
+              <w:t>Model</w:t>
+            </w:r>
+            <w:r>
+              <w:rPr>
+                <w:rStyle w:val="ae"/>
+                <w:rFonts w:hint="eastAsia"/>
+                <w:noProof/>
+              </w:rPr>
+              <w:t>（</w:t>
+            </w:r>
+            <w:r>
+              <w:rPr>
+                <w:rStyle w:val="ae"/>
+                <w:rFonts w:hint="eastAsia"/>
+                <w:noProof/>
+              </w:rPr>
+              <w:t>UI</w:t>
+            </w:r>
+            <w:r>
+              <w:rPr>
+                <w:rStyle w:val="ae"/>
+                <w:rFonts w:hint="eastAsia"/>
+                <w:noProof/>
+              </w:rPr>
+              <w:t>添加到视口前）</w:t>
+            </w:r>
+            <w:r>
+              <w:rPr>
+                <w:rFonts w:hint="eastAsia"/>
+                <w:noProof/>
+                <w:webHidden/>
+              </w:rPr>
+              <w:tab/>
+            </w:r>
+            <w:r>
+              <w:rPr>
+                <w:rFonts w:hint="eastAsia"/>
+                <w:noProof/>
+                <w:webHidden/>
+              </w:rPr>
+              <w:fldChar w:fldCharType="begin"/>
+            </w:r>
+            <w:r>
+              <w:rPr>
+                <w:rFonts w:hint="eastAsia"/>
+                <w:noProof/>
+                <w:webHidden/>
+              </w:rPr>
+              <w:instrText xml:space="preserve"> </w:instrText>
+            </w:r>
+            <w:r>
+              <w:rPr>
+                <w:noProof/>
+                <w:webHidden/>
+              </w:rPr>
+              <w:instrText>PAGEREF _Toc229997472 \h</w:instrText>
+            </w:r>
+            <w:r>
+              <w:rPr>
+                <w:rFonts w:hint="eastAsia"/>
+                <w:noProof/>
+                <w:webHidden/>
+              </w:rPr>
+              <w:instrText xml:space="preserve"> </w:instrText>
+            </w:r>
+            <w:r>
+              <w:rPr>
+                <w:rFonts w:hint="eastAsia"/>
+                <w:noProof/>
+                <w:webHidden/>
+              </w:rPr>
+            </w:r>
+            <w:r>
+              <w:rPr>
+                <w:noProof/>
+                <w:webHidden/>
+              </w:rPr>
+              <w:fldChar w:fldCharType="separate"/>
+            </w:r>
+            <w:r>
+              <w:rPr>
+                <w:noProof/>
+                <w:webHidden/>
+              </w:rPr>
+              <w:t>4</w:t>
+            </w:r>
+            <w:r>
+              <w:rPr>
+                <w:rFonts w:hint="eastAsia"/>
+                <w:noProof/>
+                <w:webHidden/>
+              </w:rPr>
+              <w:fldChar w:fldCharType="end"/>
+            </w:r>
+          </w:hyperlink>
+        </w:p>
+        <w:p>
+          <w:pPr>
+            <w:pStyle w:val="TOC2"/>
+            <w:tabs>
+              <w:tab w:val="right" w:leader="dot" w:pos="8296"/>
+            </w:tabs>
+            <w:ind w:left="640"/>
+            <w:rPr>
+              <w:rFonts w:asciiTheme="minorHAnsi" w:eastAsiaTheme="minorEastAsia" w:hAnsiTheme="minorHAnsi" w:hint="eastAsia"/>
+              <w:noProof/>
+              <w:color w:val="auto"/>
+              <w:sz w:val="22"/>
+            </w:rPr>
+          </w:pPr>
+          <w:hyperlink w:anchor="_Toc229997473" w:history="1">
+            <w:r>
+              <w:rPr>
+                <w:rStyle w:val="ae"/>
+                <w:rFonts w:hint="eastAsia"/>
+                <w:noProof/>
+              </w:rPr>
+              <w:t>初始化</w:t>
+            </w:r>
+            <w:r>
+              <w:rPr>
+                <w:rStyle w:val="ae"/>
+                <w:rFonts w:hint="eastAsia"/>
+                <w:noProof/>
+              </w:rPr>
+              <w:t>ViewModel</w:t>
+            </w:r>
+            <w:r>
+              <w:rPr>
+                <w:rStyle w:val="ae"/>
+                <w:rFonts w:hint="eastAsia"/>
+                <w:noProof/>
+              </w:rPr>
+              <w:t>中的</w:t>
+            </w:r>
+            <w:r>
+              <w:rPr>
+                <w:rStyle w:val="ae"/>
+                <w:rFonts w:hint="eastAsia"/>
+                <w:noProof/>
+              </w:rPr>
+              <w:t>Model</w:t>
+            </w:r>
+            <w:r>
+              <w:rPr>
+                <w:rFonts w:hint="eastAsia"/>
+                <w:noProof/>
+                <w:webHidden/>
+              </w:rPr>
+              <w:tab/>
+            </w:r>
+            <w:r>
+              <w:rPr>
+                <w:rFonts w:hint="eastAsia"/>
+                <w:noProof/>
+                <w:webHidden/>
+              </w:rPr>
+              <w:fldChar w:fldCharType="begin"/>
+            </w:r>
+            <w:r>
+              <w:rPr>
+                <w:rFonts w:hint="eastAsia"/>
+                <w:noProof/>
+                <w:webHidden/>
+              </w:rPr>
+              <w:instrText xml:space="preserve"> </w:instrText>
+            </w:r>
+            <w:r>
+              <w:rPr>
+                <w:noProof/>
+                <w:webHidden/>
+              </w:rPr>
+              <w:instrText>PAGEREF _Toc229997473 \h</w:instrText>
+            </w:r>
+            <w:r>
+              <w:rPr>
+                <w:rFonts w:hint="eastAsia"/>
+                <w:noProof/>
+                <w:webHidden/>
+              </w:rPr>
+              <w:instrText xml:space="preserve"> </w:instrText>
+            </w:r>
+            <w:r>
+              <w:rPr>
+                <w:rFonts w:hint="eastAsia"/>
+                <w:noProof/>
+                <w:webHidden/>
+              </w:rPr>
+            </w:r>
+            <w:r>
+              <w:rPr>
+                <w:noProof/>
+                <w:webHidden/>
+              </w:rPr>
+              <w:fldChar w:fldCharType="separate"/>
+            </w:r>
+            <w:r>
+              <w:rPr>
+                <w:noProof/>
+                <w:webHidden/>
+              </w:rPr>
+              <w:t>5</w:t>
+            </w:r>
+            <w:r>
+              <w:rPr>
+                <w:rFonts w:hint="eastAsia"/>
+                <w:noProof/>
+                <w:webHidden/>
+              </w:rPr>
+              <w:fldChar w:fldCharType="end"/>
+            </w:r>
+          </w:hyperlink>
+        </w:p>
+        <w:p>
+          <w:pPr>
+            <w:pStyle w:val="TOC2"/>
+            <w:tabs>
+              <w:tab w:val="right" w:leader="dot" w:pos="8296"/>
+            </w:tabs>
+            <w:ind w:left="640"/>
+            <w:rPr>
+              <w:rFonts w:asciiTheme="minorHAnsi" w:eastAsiaTheme="minorEastAsia" w:hAnsiTheme="minorHAnsi" w:hint="eastAsia"/>
+              <w:noProof/>
+              <w:color w:val="auto"/>
+              <w:sz w:val="22"/>
+            </w:rPr>
+          </w:pPr>
+          <w:hyperlink w:anchor="_Toc229997474" w:history="1">
+            <w:r>
+              <w:rPr>
+                <w:rStyle w:val="ae"/>
+                <w:rFonts w:hint="eastAsia"/>
+                <w:noProof/>
+              </w:rPr>
+              <w:t>ViewModel</w:t>
+            </w:r>
+            <w:r>
+              <w:rPr>
+                <w:rStyle w:val="ae"/>
+                <w:rFonts w:hint="eastAsia"/>
+                <w:noProof/>
+              </w:rPr>
+              <w:t>触发更新</w:t>
+            </w:r>
+            <w:r>
+              <w:rPr>
+                <w:rStyle w:val="ae"/>
+                <w:rFonts w:hint="eastAsia"/>
+                <w:noProof/>
+              </w:rPr>
+              <w:t>UI</w:t>
+            </w:r>
+            <w:r>
+              <w:rPr>
+                <w:rFonts w:hint="eastAsia"/>
+                <w:noProof/>
+                <w:webHidden/>
+              </w:rPr>
+              <w:tab/>
+            </w:r>
+            <w:r>
+              <w:rPr>
+                <w:rFonts w:hint="eastAsia"/>
+                <w:noProof/>
+                <w:webHidden/>
+              </w:rPr>
+              <w:fldChar w:fldCharType="begin"/>
+            </w:r>
+            <w:r>
+              <w:rPr>
+                <w:rFonts w:hint="eastAsia"/>
+                <w:noProof/>
+                <w:webHidden/>
+              </w:rPr>
+              <w:instrText xml:space="preserve"> </w:instrText>
+            </w:r>
+            <w:r>
+              <w:rPr>
+                <w:noProof/>
+                <w:webHidden/>
+              </w:rPr>
+              <w:instrText>PAGEREF _Toc229997474 \h</w:instrText>
+            </w:r>
+            <w:r>
+              <w:rPr>
+                <w:rFonts w:hint="eastAsia"/>
+                <w:noProof/>
+                <w:webHidden/>
+              </w:rPr>
+              <w:instrText xml:space="preserve"> </w:instrText>
+            </w:r>
+            <w:r>
+              <w:rPr>
+                <w:rFonts w:hint="eastAsia"/>
+                <w:noProof/>
+                <w:webHidden/>
+              </w:rPr>
+            </w:r>
+            <w:r>
+              <w:rPr>
+                <w:noProof/>
+                <w:webHidden/>
+              </w:rPr>
+              <w:fldChar w:fldCharType="separate"/>
+            </w:r>
+            <w:r>
+              <w:rPr>
+                <w:noProof/>
+                <w:webHidden/>
+              </w:rPr>
+              <w:t>7</w:t>
+            </w:r>
+            <w:r>
+              <w:rPr>
+                <w:rFonts w:hint="eastAsia"/>
+                <w:noProof/>
+                <w:webHidden/>
+              </w:rPr>
+              <w:fldChar w:fldCharType="end"/>
+            </w:r>
+          </w:hyperlink>
+        </w:p>
+        <w:p>
+          <w:pPr>
+            <w:pStyle w:val="TOC2"/>
+            <w:tabs>
+              <w:tab w:val="right" w:leader="dot" w:pos="8296"/>
+            </w:tabs>
+            <w:ind w:left="640"/>
+            <w:rPr>
+              <w:rFonts w:asciiTheme="minorHAnsi" w:eastAsiaTheme="minorEastAsia" w:hAnsiTheme="minorHAnsi" w:hint="eastAsia"/>
+              <w:noProof/>
+              <w:color w:val="auto"/>
+              <w:sz w:val="22"/>
+            </w:rPr>
+          </w:pPr>
+          <w:hyperlink w:anchor="_Toc229997475" w:history="1">
+            <w:r>
+              <w:rPr>
+                <w:rStyle w:val="ae"/>
+                <w:rFonts w:hint="eastAsia"/>
+                <w:noProof/>
+              </w:rPr>
+              <w:t>ViewModel</w:t>
+            </w:r>
+            <w:r>
+              <w:rPr>
+                <w:rStyle w:val="ae"/>
+                <w:rFonts w:hint="eastAsia"/>
+                <w:noProof/>
+              </w:rPr>
+              <w:t>中通过函数获取数据刷新</w:t>
+            </w:r>
+            <w:r>
+              <w:rPr>
+                <w:rStyle w:val="ae"/>
+                <w:rFonts w:hint="eastAsia"/>
+                <w:noProof/>
+              </w:rPr>
+              <w:t>UI</w:t>
+            </w:r>
+            <w:r>
+              <w:rPr>
+                <w:rFonts w:hint="eastAsia"/>
+                <w:noProof/>
+                <w:webHidden/>
+              </w:rPr>
+              <w:tab/>
+            </w:r>
+            <w:r>
+              <w:rPr>
+                <w:rFonts w:hint="eastAsia"/>
+                <w:noProof/>
+                <w:webHidden/>
+              </w:rPr>
+              <w:fldChar w:fldCharType="begin"/>
+            </w:r>
+            <w:r>
+              <w:rPr>
+                <w:rFonts w:hint="eastAsia"/>
+                <w:noProof/>
+                <w:webHidden/>
+              </w:rPr>
+              <w:instrText xml:space="preserve"> </w:instrText>
+            </w:r>
+            <w:r>
+              <w:rPr>
+                <w:noProof/>
+                <w:webHidden/>
+              </w:rPr>
+              <w:instrText>PAGEREF _Toc229997475 \h</w:instrText>
+            </w:r>
+            <w:r>
+              <w:rPr>
+                <w:rFonts w:hint="eastAsia"/>
+                <w:noProof/>
+                <w:webHidden/>
+              </w:rPr>
+              <w:instrText xml:space="preserve"> </w:instrText>
+            </w:r>
+            <w:r>
+              <w:rPr>
+                <w:rFonts w:hint="eastAsia"/>
+                <w:noProof/>
+                <w:webHidden/>
+              </w:rPr>
+            </w:r>
+            <w:r>
+              <w:rPr>
+                <w:noProof/>
+                <w:webHidden/>
+              </w:rPr>
+              <w:fldChar w:fldCharType="separate"/>
+            </w:r>
+            <w:r>
+              <w:rPr>
+                <w:noProof/>
+                <w:webHidden/>
+              </w:rPr>
+              <w:t>7</w:t>
             </w:r>
             <w:r>
               <w:rPr>
@@ -168,7 +1267,8 @@
       <w:pPr>
         <w:pStyle w:val="1"/>
       </w:pPr>
-      <w:bookmarkStart w:id="0" w:name="_Toc229583737"/>
+      <w:bookmarkStart w:id="0" w:name="_Toc229997465"/>
+      <w:proofErr w:type="spellStart"/>
       <w:r>
         <w:rPr>
           <w:rFonts w:hint="eastAsia"/>
@@ -176,6 +1276,7 @@
         <w:lastRenderedPageBreak/>
         <w:t>ViewModel</w:t>
       </w:r>
+      <w:proofErr w:type="spellEnd"/>
       <w:r>
         <w:rPr>
           <w:rFonts w:hint="eastAsia"/>
@@ -209,12 +1310,14 @@
         </w:rPr>
         <w:t>官方有关</w:t>
       </w:r>
+      <w:proofErr w:type="spellStart"/>
       <w:r>
         <w:rPr>
           <w:rFonts w:hint="eastAsia"/>
         </w:rPr>
         <w:t>ViewModel</w:t>
       </w:r>
+      <w:proofErr w:type="spellEnd"/>
       <w:r>
         <w:rPr>
           <w:rFonts w:hint="eastAsia"/>
@@ -236,29 +1339,35 @@
       <w:pPr>
         <w:pStyle w:val="1"/>
       </w:pPr>
+      <w:bookmarkStart w:id="1" w:name="_Toc229997466"/>
+      <w:proofErr w:type="spellStart"/>
       <w:r>
         <w:rPr>
           <w:rFonts w:hint="eastAsia"/>
         </w:rPr>
         <w:t>ViewModel</w:t>
       </w:r>
+      <w:proofErr w:type="spellEnd"/>
       <w:r>
         <w:rPr>
           <w:rFonts w:hint="eastAsia"/>
         </w:rPr>
         <w:t>使用</w:t>
       </w:r>
+      <w:bookmarkEnd w:id="1"/>
     </w:p>
     <w:p>
       <w:pPr>
         <w:pStyle w:val="2"/>
       </w:pPr>
+      <w:bookmarkStart w:id="2" w:name="_Toc229997467"/>
       <w:r>
         <w:rPr>
           <w:rFonts w:hint="eastAsia"/>
         </w:rPr>
         <w:t>启用插件</w:t>
       </w:r>
+      <w:bookmarkEnd w:id="2"/>
     </w:p>
     <w:p>
       <w:r>
@@ -306,6 +1415,7 @@
       <w:pPr>
         <w:pStyle w:val="2"/>
       </w:pPr>
+      <w:bookmarkStart w:id="3" w:name="_Toc229997468"/>
       <w:r>
         <w:rPr>
           <w:rFonts w:hint="eastAsia"/>
@@ -319,12 +1429,15 @@
         </w:rPr>
         <w:t>中添加</w:t>
       </w:r>
+      <w:proofErr w:type="spellStart"/>
       <w:r>
         <w:rPr>
           <w:rFonts w:hint="eastAsia"/>
         </w:rPr>
         <w:t>ViewModel</w:t>
       </w:r>
+      <w:bookmarkEnd w:id="3"/>
+      <w:proofErr w:type="spellEnd"/>
     </w:p>
     <w:p>
       <w:r>
@@ -372,25 +1485,24 @@
       <w:pPr>
         <w:pStyle w:val="2"/>
       </w:pPr>
+      <w:bookmarkStart w:id="4" w:name="_Toc229997469"/>
+      <w:proofErr w:type="spellStart"/>
       <w:r>
         <w:rPr>
           <w:rFonts w:hint="eastAsia"/>
         </w:rPr>
         <w:t>ViewModel</w:t>
       </w:r>
+      <w:proofErr w:type="spellEnd"/>
       <w:r>
         <w:rPr>
           <w:rFonts w:hint="eastAsia"/>
         </w:rPr>
         <w:t>的创建</w:t>
       </w:r>
+      <w:bookmarkEnd w:id="4"/>
     </w:p>
     <w:p>
-      <w:pPr>
-        <w:rPr>
-          <w:rFonts w:hint="eastAsia"/>
-        </w:rPr>
-      </w:pPr>
       <w:r>
         <w:rPr>
           <w:noProof/>
@@ -436,31 +1548,22 @@
       <w:pPr>
         <w:pStyle w:val="2"/>
       </w:pPr>
-      <w:r>
-        <w:rPr>
-          <w:rFonts w:hint="eastAsia"/>
-        </w:rPr>
-        <w:lastRenderedPageBreak/>
+      <w:bookmarkStart w:id="5" w:name="_Toc229997470"/>
+      <w:proofErr w:type="spellStart"/>
+      <w:r>
+        <w:rPr>
+          <w:rFonts w:hint="eastAsia"/>
+        </w:rPr>
         <w:t>ViewModel</w:t>
       </w:r>
-      <w:r>
-        <w:rPr>
-          <w:rFonts w:hint="eastAsia"/>
-        </w:rPr>
-        <w:t>设置需要</w:t>
-      </w:r>
-      <w:r>
-        <w:rPr>
-          <w:rFonts w:hint="eastAsia"/>
-        </w:rPr>
-        <w:t>UI</w:t>
-      </w:r>
-      <w:r>
-        <w:rPr>
-          <w:rFonts w:hint="eastAsia"/>
-        </w:rPr>
-        <w:t>显示的变量</w:t>
-      </w:r>
+      <w:proofErr w:type="spellEnd"/>
+      <w:r>
+        <w:rPr>
+          <w:rFonts w:hint="eastAsia"/>
+        </w:rPr>
+        <w:t>创建方式选择</w:t>
+      </w:r>
+      <w:bookmarkEnd w:id="5"/>
     </w:p>
     <w:p>
       <w:r>
@@ -468,10 +1571,10 @@
           <w:noProof/>
         </w:rPr>
         <w:drawing>
-          <wp:inline distT="0" distB="0" distL="0" distR="0" wp14:anchorId="764ED4C2" wp14:editId="7342C0E2">
-            <wp:extent cx="5274310" cy="3274060"/>
-            <wp:effectExtent l="0" t="0" r="2540" b="2540"/>
-            <wp:docPr id="1549160850" name="图片 1"/>
+          <wp:inline distT="0" distB="0" distL="0" distR="0" wp14:anchorId="5BF03C37" wp14:editId="2A42F727">
+            <wp:extent cx="5274310" cy="6317615"/>
+            <wp:effectExtent l="0" t="0" r="2540" b="6985"/>
+            <wp:docPr id="225157769" name="图片 1" descr="图形用户界面, 文本&#10;&#10;描述已自动生成"/>
             <wp:cNvGraphicFramePr>
               <a:graphicFrameLocks xmlns:a="http://schemas.openxmlformats.org/drawingml/2006/main" noChangeAspect="1"/>
             </wp:cNvGraphicFramePr>
@@ -479,230 +1582,11 @@
               <a:graphicData uri="http://schemas.openxmlformats.org/drawingml/2006/picture">
                 <pic:pic xmlns:pic="http://schemas.openxmlformats.org/drawingml/2006/picture">
                   <pic:nvPicPr>
-                    <pic:cNvPr id="1549160850" name=""/>
+                    <pic:cNvPr id="225157769" name="图片 1" descr="图形用户界面, 文本&#10;&#10;描述已自动生成"/>
                     <pic:cNvPicPr/>
                   </pic:nvPicPr>
                   <pic:blipFill>
                     <a:blip r:embed="rId10"/>
-                    <a:stretch>
-                      <a:fillRect/>
-                    </a:stretch>
-                  </pic:blipFill>
-                  <pic:spPr>
-                    <a:xfrm>
-                      <a:off x="0" y="0"/>
-                      <a:ext cx="5274310" cy="3274060"/>
-                    </a:xfrm>
-                    <a:prstGeom prst="rect">
-                      <a:avLst/>
-                    </a:prstGeom>
-                  </pic:spPr>
-                </pic:pic>
-              </a:graphicData>
-            </a:graphic>
-          </wp:inline>
-        </w:drawing>
-      </w:r>
-    </w:p>
-    <w:p>
-      <w:pPr>
-        <w:pStyle w:val="2"/>
-      </w:pPr>
-      <w:r>
-        <w:rPr>
-          <w:rFonts w:hint="eastAsia"/>
-        </w:rPr>
-        <w:t>初始化</w:t>
-      </w:r>
-      <w:r>
-        <w:rPr>
-          <w:rFonts w:hint="eastAsia"/>
-        </w:rPr>
-        <w:t>ViewModel</w:t>
-      </w:r>
-      <w:r>
-        <w:rPr>
-          <w:rFonts w:hint="eastAsia"/>
-        </w:rPr>
-        <w:t>中的数据</w:t>
-      </w:r>
-      <w:r>
-        <w:rPr>
-          <w:rFonts w:hint="eastAsia"/>
-        </w:rPr>
-        <w:t>Model</w:t>
-      </w:r>
-      <w:r>
-        <w:rPr>
-          <w:rFonts w:hint="eastAsia"/>
-        </w:rPr>
-        <w:t>（</w:t>
-      </w:r>
-      <w:r>
-        <w:rPr>
-          <w:rFonts w:hint="eastAsia"/>
-        </w:rPr>
-        <w:t>UI</w:t>
-      </w:r>
-      <w:r>
-        <w:rPr>
-          <w:rFonts w:hint="eastAsia"/>
-        </w:rPr>
-        <w:t>添加到视口前）</w:t>
-      </w:r>
-    </w:p>
-    <w:p>
-      <w:pPr>
-        <w:rPr>
-          <w:rFonts w:hint="eastAsia"/>
-        </w:rPr>
-      </w:pPr>
-      <w:r>
-        <w:rPr>
-          <w:noProof/>
-        </w:rPr>
-        <w:drawing>
-          <wp:inline distT="0" distB="0" distL="0" distR="0" wp14:anchorId="28C3BC20" wp14:editId="2530EAD6">
-            <wp:extent cx="5274310" cy="2551430"/>
-            <wp:effectExtent l="0" t="0" r="2540" b="1270"/>
-            <wp:docPr id="1909055465" name="图片 1"/>
-            <wp:cNvGraphicFramePr>
-              <a:graphicFrameLocks xmlns:a="http://schemas.openxmlformats.org/drawingml/2006/main" noChangeAspect="1"/>
-            </wp:cNvGraphicFramePr>
-            <a:graphic xmlns:a="http://schemas.openxmlformats.org/drawingml/2006/main">
-              <a:graphicData uri="http://schemas.openxmlformats.org/drawingml/2006/picture">
-                <pic:pic xmlns:pic="http://schemas.openxmlformats.org/drawingml/2006/picture">
-                  <pic:nvPicPr>
-                    <pic:cNvPr id="1909055465" name=""/>
-                    <pic:cNvPicPr/>
-                  </pic:nvPicPr>
-                  <pic:blipFill>
-                    <a:blip r:embed="rId11"/>
-                    <a:stretch>
-                      <a:fillRect/>
-                    </a:stretch>
-                  </pic:blipFill>
-                  <pic:spPr>
-                    <a:xfrm>
-                      <a:off x="0" y="0"/>
-                      <a:ext cx="5274310" cy="2551430"/>
-                    </a:xfrm>
-                    <a:prstGeom prst="rect">
-                      <a:avLst/>
-                    </a:prstGeom>
-                  </pic:spPr>
-                </pic:pic>
-              </a:graphicData>
-            </a:graphic>
-          </wp:inline>
-        </w:drawing>
-      </w:r>
-    </w:p>
-    <w:p>
-      <w:pPr>
-        <w:rPr>
-          <w:rFonts w:hint="eastAsia"/>
-        </w:rPr>
-      </w:pPr>
-      <w:r>
-        <w:rPr>
-          <w:noProof/>
-        </w:rPr>
-        <w:lastRenderedPageBreak/>
-        <w:drawing>
-          <wp:inline distT="0" distB="0" distL="0" distR="0" wp14:anchorId="6BB4CD22" wp14:editId="24F1D1F5">
-            <wp:extent cx="5274310" cy="2861945"/>
-            <wp:effectExtent l="0" t="0" r="2540" b="0"/>
-            <wp:docPr id="1106179287" name="图片 1"/>
-            <wp:cNvGraphicFramePr>
-              <a:graphicFrameLocks xmlns:a="http://schemas.openxmlformats.org/drawingml/2006/main" noChangeAspect="1"/>
-            </wp:cNvGraphicFramePr>
-            <a:graphic xmlns:a="http://schemas.openxmlformats.org/drawingml/2006/main">
-              <a:graphicData uri="http://schemas.openxmlformats.org/drawingml/2006/picture">
-                <pic:pic xmlns:pic="http://schemas.openxmlformats.org/drawingml/2006/picture">
-                  <pic:nvPicPr>
-                    <pic:cNvPr id="1106179287" name=""/>
-                    <pic:cNvPicPr/>
-                  </pic:nvPicPr>
-                  <pic:blipFill>
-                    <a:blip r:embed="rId12"/>
-                    <a:stretch>
-                      <a:fillRect/>
-                    </a:stretch>
-                  </pic:blipFill>
-                  <pic:spPr>
-                    <a:xfrm>
-                      <a:off x="0" y="0"/>
-                      <a:ext cx="5274310" cy="2861945"/>
-                    </a:xfrm>
-                    <a:prstGeom prst="rect">
-                      <a:avLst/>
-                    </a:prstGeom>
-                  </pic:spPr>
-                </pic:pic>
-              </a:graphicData>
-            </a:graphic>
-          </wp:inline>
-        </w:drawing>
-      </w:r>
-    </w:p>
-    <w:p>
-      <w:pPr>
-        <w:pStyle w:val="2"/>
-      </w:pPr>
-      <w:r>
-        <w:rPr>
-          <w:rFonts w:hint="eastAsia"/>
-        </w:rPr>
-        <w:lastRenderedPageBreak/>
-        <w:t>ViewModel</w:t>
-      </w:r>
-      <w:r>
-        <w:rPr>
-          <w:rFonts w:hint="eastAsia"/>
-        </w:rPr>
-        <w:t>创建</w:t>
-      </w:r>
-      <w:r>
-        <w:rPr>
-          <w:rFonts w:hint="eastAsia"/>
-        </w:rPr>
-        <w:t>方式</w:t>
-      </w:r>
-      <w:r>
-        <w:rPr>
-          <w:rFonts w:hint="eastAsia"/>
-        </w:rPr>
-        <w:t>选择</w:t>
-      </w:r>
-    </w:p>
-    <w:p>
-      <w:pPr>
-        <w:rPr>
-          <w:rFonts w:hint="eastAsia"/>
-        </w:rPr>
-      </w:pPr>
-      <w:r>
-        <w:rPr>
-          <w:noProof/>
-        </w:rPr>
-        <w:drawing>
-          <wp:inline distT="0" distB="0" distL="0" distR="0" wp14:anchorId="28FB6B6A" wp14:editId="777C68E4">
-            <wp:extent cx="5274310" cy="6317615"/>
-            <wp:effectExtent l="0" t="0" r="2540" b="6985"/>
-            <wp:docPr id="225157769" name="图片 1"/>
-            <wp:cNvGraphicFramePr>
-              <a:graphicFrameLocks xmlns:a="http://schemas.openxmlformats.org/drawingml/2006/main" noChangeAspect="1"/>
-            </wp:cNvGraphicFramePr>
-            <a:graphic xmlns:a="http://schemas.openxmlformats.org/drawingml/2006/main">
-              <a:graphicData uri="http://schemas.openxmlformats.org/drawingml/2006/picture">
-                <pic:pic xmlns:pic="http://schemas.openxmlformats.org/drawingml/2006/picture">
-                  <pic:nvPicPr>
-                    <pic:cNvPr id="225157769" name=""/>
-                    <pic:cNvPicPr/>
-                  </pic:nvPicPr>
-                  <pic:blipFill>
-                    <a:blip r:embed="rId13"/>
                     <a:stretch>
                       <a:fillRect/>
                     </a:stretch>
@@ -742,7 +1626,23 @@
           <w:b/>
           <w:bCs/>
         </w:rPr>
-        <w:t>（手动）：架构师的首选（依赖注入模式）</w:t>
+        <w:t>（手动）：</w:t>
+      </w:r>
+      <w:proofErr w:type="gramStart"/>
+      <w:r>
+        <w:rPr>
+          <w:b/>
+          <w:bCs/>
+        </w:rPr>
+        <w:t>架构师</w:t>
+      </w:r>
+      <w:proofErr w:type="gramEnd"/>
+      <w:r>
+        <w:rPr>
+          <w:b/>
+          <w:bCs/>
+        </w:rPr>
+        <w:t>的首选（依赖注入模式）</w:t>
       </w:r>
     </w:p>
     <w:p>
@@ -793,7 +1693,6 @@
         <w:t xml:space="preserve">UMG </w:t>
       </w:r>
       <w:r>
-        <w:lastRenderedPageBreak/>
         <w:t>说：</w:t>
       </w:r>
       <w:r>
@@ -803,10 +1702,23 @@
         <w:t>我需要一个遵守某某约定的</w:t>
       </w:r>
       <w:r>
-        <w:t xml:space="preserve"> ViewModel</w:t>
-      </w:r>
-      <w:r>
-        <w:t>，但我不知道它在哪，谁给我我就用谁。</w:t>
+        <w:t xml:space="preserve"> </w:t>
+      </w:r>
+      <w:proofErr w:type="spellStart"/>
+      <w:r>
+        <w:t>ViewModel</w:t>
+      </w:r>
+      <w:proofErr w:type="spellEnd"/>
+      <w:r>
+        <w:t>，但我不知道它在哪，谁给我</w:t>
+      </w:r>
+      <w:proofErr w:type="gramStart"/>
+      <w:r>
+        <w:t>我</w:t>
+      </w:r>
+      <w:proofErr w:type="gramEnd"/>
+      <w:r>
+        <w:t>就用谁。</w:t>
       </w:r>
       <w:r>
         <w:t>”</w:t>
@@ -842,8 +1754,13 @@
         <w:t>了一个自己的</w:t>
       </w:r>
       <w:r>
-        <w:t xml:space="preserve"> ViewModel</w:t>
-      </w:r>
+        <w:t xml:space="preserve"> </w:t>
+      </w:r>
+      <w:proofErr w:type="spellStart"/>
+      <w:r>
+        <w:t>ViewModel</w:t>
+      </w:r>
+      <w:proofErr w:type="spellEnd"/>
       <w:r>
         <w:t>，并把自己的引用传给了</w:t>
       </w:r>
@@ -917,7 +1834,15 @@
         <w:t>：是的，你需要多写一个</w:t>
       </w:r>
       <w:r>
-        <w:t> Set ViewModel </w:t>
+        <w:t xml:space="preserve"> Set </w:t>
+      </w:r>
+      <w:proofErr w:type="spellStart"/>
+      <w:r>
+        <w:t>ViewModel</w:t>
+      </w:r>
+      <w:proofErr w:type="spellEnd"/>
+      <w:r>
+        <w:t> </w:t>
       </w:r>
       <w:r>
         <w:t>的节点。但这是</w:t>
@@ -932,8 +1857,13 @@
       <w:r>
         <w:t>。这几个节点换来的是：</w:t>
       </w:r>
-      <w:r>
-        <w:t xml:space="preserve">ViewModel </w:t>
+      <w:proofErr w:type="spellStart"/>
+      <w:r>
+        <w:t>ViewModel</w:t>
+      </w:r>
+      <w:proofErr w:type="spellEnd"/>
+      <w:r>
+        <w:t xml:space="preserve"> </w:t>
       </w:r>
       <w:r>
         <w:t>的生命周期跟着</w:t>
@@ -951,7 +1881,15 @@
         <w:t>走），且同一个</w:t>
       </w:r>
       <w:r>
-        <w:t xml:space="preserve"> ViewModel </w:t>
+        <w:t xml:space="preserve"> </w:t>
+      </w:r>
+      <w:proofErr w:type="spellStart"/>
+      <w:r>
+        <w:t>ViewModel</w:t>
+      </w:r>
+      <w:proofErr w:type="spellEnd"/>
+      <w:r>
+        <w:t xml:space="preserve"> </w:t>
       </w:r>
       <w:r>
         <w:t>可以同时塞给主</w:t>
@@ -1061,8 +1999,13 @@
       <w:r>
         <w:t xml:space="preserve">UMG </w:t>
       </w:r>
-      <w:r>
-        <w:t>一创建，</w:t>
+      <w:proofErr w:type="gramStart"/>
+      <w:r>
+        <w:t>一</w:t>
+      </w:r>
+      <w:proofErr w:type="gramEnd"/>
+      <w:r>
+        <w:t>创建，</w:t>
       </w:r>
       <w:r>
         <w:t xml:space="preserve">VM </w:t>
@@ -1161,15 +2104,19 @@
           <w:b/>
           <w:bCs/>
         </w:rPr>
-        <w:lastRenderedPageBreak/>
         <w:t>致命缺陷（内存浪费）</w:t>
       </w:r>
       <w:r>
         <w:t>：如果你的主屏幕上有个血条（创建了一个</w:t>
       </w:r>
       <w:r>
-        <w:t> VM_Health</w:t>
-      </w:r>
+        <w:t> </w:t>
+      </w:r>
+      <w:proofErr w:type="spellStart"/>
+      <w:r>
+        <w:t>VM_Health</w:t>
+      </w:r>
+      <w:proofErr w:type="spellEnd"/>
       <w:r>
         <w:t>），你的按</w:t>
       </w:r>
@@ -1180,8 +2127,13 @@
         <w:t>键打开的属性面板里也有个血条（又创建了一个</w:t>
       </w:r>
       <w:r>
-        <w:t> VM_Health</w:t>
-      </w:r>
+        <w:t> </w:t>
+      </w:r>
+      <w:proofErr w:type="spellStart"/>
+      <w:r>
+        <w:t>VM_Health</w:t>
+      </w:r>
+      <w:proofErr w:type="spellEnd"/>
       <w:r>
         <w:t>）。这导致为了监听同一个角色（</w:t>
       </w:r>
@@ -1268,14 +2220,27 @@
         <w:t>：如果你有一个</w:t>
       </w:r>
       <w:r>
-        <w:t> GameMode </w:t>
+        <w:t> </w:t>
+      </w:r>
+      <w:proofErr w:type="spellStart"/>
+      <w:r>
+        <w:t>GameMode</w:t>
+      </w:r>
+      <w:proofErr w:type="spellEnd"/>
+      <w:r>
+        <w:t> </w:t>
       </w:r>
       <w:r>
         <w:t>或者</w:t>
       </w:r>
       <w:r>
-        <w:t> GameState</w:t>
-      </w:r>
+        <w:t> </w:t>
+      </w:r>
+      <w:proofErr w:type="spellStart"/>
+      <w:r>
+        <w:t>GameState</w:t>
+      </w:r>
+      <w:proofErr w:type="spellEnd"/>
       <w:r>
         <w:t>（这是典型的全局</w:t>
       </w:r>
@@ -1286,8 +2251,13 @@
         <w:t>），你在游戏初始化时，生成一个</w:t>
       </w:r>
       <w:r>
-        <w:t> VM_GameState</w:t>
-      </w:r>
+        <w:t> </w:t>
+      </w:r>
+      <w:proofErr w:type="spellStart"/>
+      <w:r>
+        <w:t>VM_GameState</w:t>
+      </w:r>
+      <w:proofErr w:type="spellEnd"/>
       <w:r>
         <w:t>，绑定监听后，把它扔进</w:t>
       </w:r>
@@ -1307,7 +2277,15 @@
         <w:t xml:space="preserve"> Global </w:t>
       </w:r>
       <w:r>
-        <w:t>拿取。既零代码连线，又实现了完美的解耦。</w:t>
+        <w:t>拿取。</w:t>
+      </w:r>
+      <w:proofErr w:type="gramStart"/>
+      <w:r>
+        <w:t>既零代码</w:t>
+      </w:r>
+      <w:proofErr w:type="gramEnd"/>
+      <w:r>
+        <w:t>连线，又实现了完美的解耦。</w:t>
       </w:r>
     </w:p>
     <w:p>
@@ -1415,20 +2393,21 @@
       <w:r>
         <w:t>必须知道：</w:t>
       </w:r>
-      <w:r>
-        <w:t xml:space="preserve">GetPlayerCharacter -&gt; </w:t>
-      </w:r>
-      <w:r>
-        <w:t>拿到武器组</w:t>
-      </w:r>
-      <w:r>
-        <w:lastRenderedPageBreak/>
-        <w:t>件</w:t>
-      </w:r>
+      <w:proofErr w:type="spellStart"/>
+      <w:r>
+        <w:t>GetPlayerCharacter</w:t>
+      </w:r>
+      <w:proofErr w:type="spellEnd"/>
       <w:r>
         <w:t xml:space="preserve"> -&gt; </w:t>
       </w:r>
       <w:r>
+        <w:t>拿到武器组件</w:t>
+      </w:r>
+      <w:r>
+        <w:t xml:space="preserve"> -&gt; </w:t>
+      </w:r>
+      <w:r>
         <w:t>拿到</w:t>
       </w:r>
       <w:r>
@@ -1456,8 +2435,13 @@
         <w:t>用，但友军不是</w:t>
       </w:r>
       <w:r>
-        <w:t xml:space="preserve"> PlayerCharacter</w:t>
-      </w:r>
+        <w:t xml:space="preserve"> </w:t>
+      </w:r>
+      <w:proofErr w:type="spellStart"/>
+      <w:r>
+        <w:t>PlayerCharacter</w:t>
+      </w:r>
+      <w:proofErr w:type="spellEnd"/>
       <w:r>
         <w:t>，这个解析路径就废了，</w:t>
       </w:r>
@@ -1774,7 +2758,15 @@
               <w:t>优秀</w:t>
             </w:r>
             <w:r>
-              <w:t>（专门针对全局单例数据）</w:t>
+              <w:t>（专门针对</w:t>
+            </w:r>
+            <w:proofErr w:type="gramStart"/>
+            <w:r>
+              <w:t>全局单例数据</w:t>
+            </w:r>
+            <w:proofErr w:type="gramEnd"/>
+            <w:r>
+              <w:t>）</w:t>
             </w:r>
           </w:p>
         </w:tc>
@@ -1788,7 +2780,15 @@
               <w:spacing w:after="160" w:line="278" w:lineRule="auto"/>
             </w:pPr>
             <w:r>
-              <w:t>游戏全局状态、设置选项、玩家总比分</w:t>
+              <w:t>游戏全局状态、设置选项、</w:t>
+            </w:r>
+            <w:proofErr w:type="gramStart"/>
+            <w:r>
+              <w:t>玩家总</w:t>
+            </w:r>
+            <w:proofErr w:type="gramEnd"/>
+            <w:r>
+              <w:t>比分</w:t>
             </w:r>
           </w:p>
         </w:tc>
@@ -2003,12 +3003,14 @@
         </w:rPr>
         <w:t>初始化设置</w:t>
       </w:r>
+      <w:proofErr w:type="spellStart"/>
       <w:r>
         <w:rPr>
           <w:rFonts w:hint="eastAsia"/>
         </w:rPr>
         <w:t>ViewModel</w:t>
       </w:r>
+      <w:proofErr w:type="spellEnd"/>
       <w:r>
         <w:rPr>
           <w:rFonts w:hint="eastAsia"/>
@@ -2024,168 +3026,407 @@
     </w:p>
     <w:p>
       <w:pPr>
-        <w:pStyle w:val="2"/>
-      </w:pPr>
-      <w:r>
-        <w:rPr>
-          <w:rFonts w:hint="eastAsia"/>
-        </w:rPr>
-        <w:lastRenderedPageBreak/>
-        <w:t>初始化</w:t>
-      </w:r>
-      <w:r>
-        <w:rPr>
-          <w:rFonts w:hint="eastAsia"/>
-        </w:rPr>
-        <w:t>ViewModel</w:t>
-      </w:r>
-      <w:r>
-        <w:rPr>
-          <w:rFonts w:hint="eastAsia"/>
-        </w:rPr>
-        <w:t>中的</w:t>
-      </w:r>
-      <w:r>
-        <w:rPr>
-          <w:rFonts w:hint="eastAsia"/>
-        </w:rPr>
-        <w:t>Model</w:t>
-      </w:r>
+        <w:rPr>
+          <w:rFonts w:hint="eastAsia"/>
+        </w:rPr>
+      </w:pPr>
     </w:p>
     <w:p>
-      <w:r>
-        <w:rPr>
-          <w:rFonts w:hint="eastAsia"/>
-        </w:rPr>
-        <w:t>为了实现解耦，</w:t>
-      </w:r>
-      <w:r>
-        <w:rPr>
-          <w:rFonts w:hint="eastAsia"/>
-        </w:rPr>
-        <w:t>Model</w:t>
-      </w:r>
-      <w:r>
-        <w:rPr>
-          <w:rFonts w:hint="eastAsia"/>
-        </w:rPr>
-        <w:t>是不知道</w:t>
-      </w:r>
-      <w:r>
-        <w:rPr>
-          <w:rFonts w:hint="eastAsia"/>
-        </w:rPr>
-        <w:t>ViewModel</w:t>
-      </w:r>
-      <w:r>
-        <w:rPr>
-          <w:rFonts w:hint="eastAsia"/>
-        </w:rPr>
-        <w:t>的存在，</w:t>
-      </w:r>
-      <w:r>
-        <w:rPr>
-          <w:rFonts w:hint="eastAsia"/>
-        </w:rPr>
-        <w:t xml:space="preserve"> ViewModel</w:t>
-      </w:r>
-      <w:r>
-        <w:rPr>
-          <w:rFonts w:hint="eastAsia"/>
-        </w:rPr>
-        <w:t>拥有</w:t>
-      </w:r>
-      <w:r>
-        <w:rPr>
-          <w:rFonts w:hint="eastAsia"/>
-        </w:rPr>
-        <w:t>Model</w:t>
-      </w:r>
-      <w:r>
-        <w:rPr>
-          <w:rFonts w:hint="eastAsia"/>
-        </w:rPr>
-        <w:t>的引用和传递数据给</w:t>
-      </w:r>
-      <w:r>
-        <w:rPr>
-          <w:rFonts w:hint="eastAsia"/>
-        </w:rPr>
-        <w:t>UI</w:t>
-      </w:r>
-      <w:r>
-        <w:rPr>
-          <w:rFonts w:hint="eastAsia"/>
-        </w:rPr>
-        <w:t>。</w:t>
-      </w:r>
+      <w:pPr>
+        <w:rPr>
+          <w:rFonts w:hint="eastAsia"/>
+        </w:rPr>
+      </w:pPr>
     </w:p>
     <w:p>
-      <w:r>
-        <w:rPr>
-          <w:rFonts w:hint="eastAsia"/>
-        </w:rPr>
-        <w:t>所以我在</w:t>
-      </w:r>
-      <w:r>
-        <w:rPr>
-          <w:rFonts w:hint="eastAsia"/>
-        </w:rPr>
-        <w:t>Model</w:t>
-      </w:r>
-      <w:r>
-        <w:rPr>
-          <w:rFonts w:hint="eastAsia"/>
-        </w:rPr>
-        <w:t>中添加了广播，当需要显示的变量成功改变时即广播出去，而</w:t>
-      </w:r>
-      <w:r>
-        <w:rPr>
-          <w:rFonts w:hint="eastAsia"/>
-        </w:rPr>
+      <w:pPr>
+        <w:pStyle w:val="2"/>
+      </w:pPr>
+      <w:bookmarkStart w:id="6" w:name="_Toc229997471"/>
+      <w:proofErr w:type="spellStart"/>
+      <w:r>
+        <w:rPr>
+          <w:rFonts w:hint="eastAsia"/>
+        </w:rPr>
+        <w:lastRenderedPageBreak/>
         <w:t>ViewModel</w:t>
       </w:r>
-      <w:r>
-        <w:rPr>
-          <w:rFonts w:hint="eastAsia"/>
-        </w:rPr>
-        <w:t>在</w:t>
-      </w:r>
-      <w:r>
-        <w:rPr>
-          <w:rFonts w:hint="eastAsia"/>
-        </w:rPr>
-        <w:t>SetModel</w:t>
-      </w:r>
-      <w:r>
-        <w:rPr>
-          <w:rFonts w:hint="eastAsia"/>
-        </w:rPr>
-        <w:t>拿到</w:t>
-      </w:r>
-      <w:r>
-        <w:rPr>
-          <w:rFonts w:hint="eastAsia"/>
-        </w:rPr>
-        <w:t>Model</w:t>
-      </w:r>
-      <w:r>
-        <w:rPr>
-          <w:rFonts w:hint="eastAsia"/>
-        </w:rPr>
-        <w:t>的引用的时候负责解绑和绑定对应广播到函数或事件。</w:t>
-      </w:r>
+      <w:proofErr w:type="spellEnd"/>
+      <w:r>
+        <w:rPr>
+          <w:rFonts w:hint="eastAsia"/>
+        </w:rPr>
+        <w:t>设置需要</w:t>
+      </w:r>
+      <w:r>
+        <w:rPr>
+          <w:rFonts w:hint="eastAsia"/>
+        </w:rPr>
+        <w:t>UI</w:t>
+      </w:r>
+      <w:r>
+        <w:rPr>
+          <w:rFonts w:hint="eastAsia"/>
+        </w:rPr>
+        <w:t>显示的变量</w:t>
+      </w:r>
+      <w:bookmarkEnd w:id="6"/>
     </w:p>
     <w:p>
-      <w:pPr>
-        <w:rPr>
-          <w:rFonts w:hint="eastAsia"/>
-        </w:rPr>
-      </w:pPr>
       <w:r>
         <w:rPr>
           <w:noProof/>
         </w:rPr>
+        <w:drawing>
+          <wp:inline distT="0" distB="0" distL="0" distR="0" wp14:anchorId="764ED4C2" wp14:editId="7342C0E2">
+            <wp:extent cx="5274310" cy="3274060"/>
+            <wp:effectExtent l="0" t="0" r="2540" b="2540"/>
+            <wp:docPr id="1549160850" name="图片 1"/>
+            <wp:cNvGraphicFramePr>
+              <a:graphicFrameLocks xmlns:a="http://schemas.openxmlformats.org/drawingml/2006/main" noChangeAspect="1"/>
+            </wp:cNvGraphicFramePr>
+            <a:graphic xmlns:a="http://schemas.openxmlformats.org/drawingml/2006/main">
+              <a:graphicData uri="http://schemas.openxmlformats.org/drawingml/2006/picture">
+                <pic:pic xmlns:pic="http://schemas.openxmlformats.org/drawingml/2006/picture">
+                  <pic:nvPicPr>
+                    <pic:cNvPr id="1549160850" name=""/>
+                    <pic:cNvPicPr/>
+                  </pic:nvPicPr>
+                  <pic:blipFill>
+                    <a:blip r:embed="rId11"/>
+                    <a:stretch>
+                      <a:fillRect/>
+                    </a:stretch>
+                  </pic:blipFill>
+                  <pic:spPr>
+                    <a:xfrm>
+                      <a:off x="0" y="0"/>
+                      <a:ext cx="5274310" cy="3274060"/>
+                    </a:xfrm>
+                    <a:prstGeom prst="rect">
+                      <a:avLst/>
+                    </a:prstGeom>
+                  </pic:spPr>
+                </pic:pic>
+              </a:graphicData>
+            </a:graphic>
+          </wp:inline>
+        </w:drawing>
+      </w:r>
+    </w:p>
+    <w:p>
+      <w:pPr>
+        <w:pStyle w:val="2"/>
+      </w:pPr>
+      <w:bookmarkStart w:id="7" w:name="_Toc229997472"/>
+      <w:r>
+        <w:rPr>
+          <w:rFonts w:hint="eastAsia"/>
+        </w:rPr>
+        <w:t>初始化</w:t>
+      </w:r>
+      <w:proofErr w:type="spellStart"/>
+      <w:r>
+        <w:rPr>
+          <w:rFonts w:hint="eastAsia"/>
+        </w:rPr>
+        <w:t>ViewModel</w:t>
+      </w:r>
+      <w:proofErr w:type="spellEnd"/>
+      <w:r>
+        <w:rPr>
+          <w:rFonts w:hint="eastAsia"/>
+        </w:rPr>
+        <w:t>中的数据</w:t>
+      </w:r>
+      <w:r>
+        <w:rPr>
+          <w:rFonts w:hint="eastAsia"/>
+        </w:rPr>
+        <w:t>Model</w:t>
+      </w:r>
+      <w:r>
+        <w:rPr>
+          <w:rFonts w:hint="eastAsia"/>
+        </w:rPr>
+        <w:t>（</w:t>
+      </w:r>
+      <w:r>
+        <w:rPr>
+          <w:rFonts w:hint="eastAsia"/>
+        </w:rPr>
+        <w:t>UI</w:t>
+      </w:r>
+      <w:r>
+        <w:rPr>
+          <w:rFonts w:hint="eastAsia"/>
+        </w:rPr>
+        <w:t>添加到视口前）</w:t>
+      </w:r>
+      <w:bookmarkEnd w:id="7"/>
+    </w:p>
+    <w:p>
+      <w:r>
+        <w:rPr>
+          <w:noProof/>
+        </w:rPr>
+        <w:drawing>
+          <wp:inline distT="0" distB="0" distL="0" distR="0" wp14:anchorId="28C3BC20" wp14:editId="2530EAD6">
+            <wp:extent cx="5274310" cy="2551430"/>
+            <wp:effectExtent l="0" t="0" r="2540" b="1270"/>
+            <wp:docPr id="1909055465" name="图片 1"/>
+            <wp:cNvGraphicFramePr>
+              <a:graphicFrameLocks xmlns:a="http://schemas.openxmlformats.org/drawingml/2006/main" noChangeAspect="1"/>
+            </wp:cNvGraphicFramePr>
+            <a:graphic xmlns:a="http://schemas.openxmlformats.org/drawingml/2006/main">
+              <a:graphicData uri="http://schemas.openxmlformats.org/drawingml/2006/picture">
+                <pic:pic xmlns:pic="http://schemas.openxmlformats.org/drawingml/2006/picture">
+                  <pic:nvPicPr>
+                    <pic:cNvPr id="1909055465" name=""/>
+                    <pic:cNvPicPr/>
+                  </pic:nvPicPr>
+                  <pic:blipFill>
+                    <a:blip r:embed="rId12"/>
+                    <a:stretch>
+                      <a:fillRect/>
+                    </a:stretch>
+                  </pic:blipFill>
+                  <pic:spPr>
+                    <a:xfrm>
+                      <a:off x="0" y="0"/>
+                      <a:ext cx="5274310" cy="2551430"/>
+                    </a:xfrm>
+                    <a:prstGeom prst="rect">
+                      <a:avLst/>
+                    </a:prstGeom>
+                  </pic:spPr>
+                </pic:pic>
+              </a:graphicData>
+            </a:graphic>
+          </wp:inline>
+        </w:drawing>
+      </w:r>
+    </w:p>
+    <w:p>
+      <w:r>
+        <w:rPr>
+          <w:noProof/>
+        </w:rPr>
+        <w:lastRenderedPageBreak/>
+        <w:drawing>
+          <wp:inline distT="0" distB="0" distL="0" distR="0" wp14:anchorId="6BB4CD22" wp14:editId="24F1D1F5">
+            <wp:extent cx="5274310" cy="2861945"/>
+            <wp:effectExtent l="0" t="0" r="2540" b="0"/>
+            <wp:docPr id="1106179287" name="图片 1"/>
+            <wp:cNvGraphicFramePr>
+              <a:graphicFrameLocks xmlns:a="http://schemas.openxmlformats.org/drawingml/2006/main" noChangeAspect="1"/>
+            </wp:cNvGraphicFramePr>
+            <a:graphic xmlns:a="http://schemas.openxmlformats.org/drawingml/2006/main">
+              <a:graphicData uri="http://schemas.openxmlformats.org/drawingml/2006/picture">
+                <pic:pic xmlns:pic="http://schemas.openxmlformats.org/drawingml/2006/picture">
+                  <pic:nvPicPr>
+                    <pic:cNvPr id="1106179287" name=""/>
+                    <pic:cNvPicPr/>
+                  </pic:nvPicPr>
+                  <pic:blipFill>
+                    <a:blip r:embed="rId13"/>
+                    <a:stretch>
+                      <a:fillRect/>
+                    </a:stretch>
+                  </pic:blipFill>
+                  <pic:spPr>
+                    <a:xfrm>
+                      <a:off x="0" y="0"/>
+                      <a:ext cx="5274310" cy="2861945"/>
+                    </a:xfrm>
+                    <a:prstGeom prst="rect">
+                      <a:avLst/>
+                    </a:prstGeom>
+                  </pic:spPr>
+                </pic:pic>
+              </a:graphicData>
+            </a:graphic>
+          </wp:inline>
+        </w:drawing>
+      </w:r>
+    </w:p>
+    <w:p>
+      <w:pPr>
+        <w:pStyle w:val="2"/>
+      </w:pPr>
+      <w:bookmarkStart w:id="8" w:name="_Toc229997473"/>
+      <w:r>
+        <w:rPr>
+          <w:rFonts w:hint="eastAsia"/>
+        </w:rPr>
+        <w:t>初始化</w:t>
+      </w:r>
+      <w:proofErr w:type="spellStart"/>
+      <w:r>
+        <w:rPr>
+          <w:rFonts w:hint="eastAsia"/>
+        </w:rPr>
+        <w:t>ViewModel</w:t>
+      </w:r>
+      <w:proofErr w:type="spellEnd"/>
+      <w:r>
+        <w:rPr>
+          <w:rFonts w:hint="eastAsia"/>
+        </w:rPr>
+        <w:t>中的</w:t>
+      </w:r>
+      <w:r>
+        <w:rPr>
+          <w:rFonts w:hint="eastAsia"/>
+        </w:rPr>
+        <w:t>Model</w:t>
+      </w:r>
+      <w:bookmarkEnd w:id="8"/>
+    </w:p>
+    <w:p>
+      <w:r>
+        <w:rPr>
+          <w:rFonts w:hint="eastAsia"/>
+        </w:rPr>
+        <w:t>为了实现解耦，</w:t>
+      </w:r>
+      <w:r>
+        <w:rPr>
+          <w:rFonts w:hint="eastAsia"/>
+        </w:rPr>
+        <w:t>Model</w:t>
+      </w:r>
+      <w:r>
+        <w:rPr>
+          <w:rFonts w:hint="eastAsia"/>
+        </w:rPr>
+        <w:t>是不知道</w:t>
+      </w:r>
+      <w:proofErr w:type="spellStart"/>
+      <w:r>
+        <w:rPr>
+          <w:rFonts w:hint="eastAsia"/>
+        </w:rPr>
+        <w:t>ViewModel</w:t>
+      </w:r>
+      <w:proofErr w:type="spellEnd"/>
+      <w:r>
+        <w:rPr>
+          <w:rFonts w:hint="eastAsia"/>
+        </w:rPr>
+        <w:t>的存在，</w:t>
+      </w:r>
+      <w:r>
+        <w:rPr>
+          <w:rFonts w:hint="eastAsia"/>
+        </w:rPr>
+        <w:t xml:space="preserve"> </w:t>
+      </w:r>
+      <w:proofErr w:type="spellStart"/>
+      <w:r>
+        <w:rPr>
+          <w:rFonts w:hint="eastAsia"/>
+        </w:rPr>
+        <w:t>ViewModel</w:t>
+      </w:r>
+      <w:proofErr w:type="spellEnd"/>
+      <w:r>
+        <w:rPr>
+          <w:rFonts w:hint="eastAsia"/>
+        </w:rPr>
+        <w:t>拥有</w:t>
+      </w:r>
+      <w:r>
+        <w:rPr>
+          <w:rFonts w:hint="eastAsia"/>
+        </w:rPr>
+        <w:t>Model</w:t>
+      </w:r>
+      <w:r>
+        <w:rPr>
+          <w:rFonts w:hint="eastAsia"/>
+        </w:rPr>
+        <w:t>的引用和传递数据给</w:t>
+      </w:r>
+      <w:r>
+        <w:rPr>
+          <w:rFonts w:hint="eastAsia"/>
+        </w:rPr>
+        <w:t>UI</w:t>
+      </w:r>
+      <w:r>
+        <w:rPr>
+          <w:rFonts w:hint="eastAsia"/>
+        </w:rPr>
+        <w:t>。</w:t>
+      </w:r>
+    </w:p>
+    <w:p>
+      <w:r>
+        <w:rPr>
+          <w:rFonts w:hint="eastAsia"/>
+        </w:rPr>
+        <w:t>所以我在</w:t>
+      </w:r>
+      <w:r>
+        <w:rPr>
+          <w:rFonts w:hint="eastAsia"/>
+        </w:rPr>
+        <w:t>Model</w:t>
+      </w:r>
+      <w:r>
+        <w:rPr>
+          <w:rFonts w:hint="eastAsia"/>
+        </w:rPr>
+        <w:t>中添加了广播，当需要显示的变量成功改变时即广播出去，而</w:t>
+      </w:r>
+      <w:proofErr w:type="spellStart"/>
+      <w:r>
+        <w:rPr>
+          <w:rFonts w:hint="eastAsia"/>
+        </w:rPr>
+        <w:t>ViewModel</w:t>
+      </w:r>
+      <w:proofErr w:type="spellEnd"/>
+      <w:r>
+        <w:rPr>
+          <w:rFonts w:hint="eastAsia"/>
+        </w:rPr>
+        <w:t>在</w:t>
+      </w:r>
+      <w:proofErr w:type="spellStart"/>
+      <w:r>
+        <w:rPr>
+          <w:rFonts w:hint="eastAsia"/>
+        </w:rPr>
+        <w:t>SetModel</w:t>
+      </w:r>
+      <w:proofErr w:type="spellEnd"/>
+      <w:r>
+        <w:rPr>
+          <w:rFonts w:hint="eastAsia"/>
+        </w:rPr>
+        <w:t>拿到</w:t>
+      </w:r>
+      <w:r>
+        <w:rPr>
+          <w:rFonts w:hint="eastAsia"/>
+        </w:rPr>
+        <w:t>Model</w:t>
+      </w:r>
+      <w:r>
+        <w:rPr>
+          <w:rFonts w:hint="eastAsia"/>
+        </w:rPr>
+        <w:t>的引用的时候负责解绑和绑定对应广播到函数或事件。</w:t>
+      </w:r>
+    </w:p>
+    <w:p>
+      <w:r>
+        <w:rPr>
+          <w:noProof/>
+        </w:rPr>
+        <w:lastRenderedPageBreak/>
         <w:drawing>
           <wp:inline distT="0" distB="0" distL="0" distR="0" wp14:anchorId="1D7B51FC" wp14:editId="0638E29C">
             <wp:extent cx="5274310" cy="3712845"/>
@@ -2228,7 +3469,6 @@
         <w:rPr>
           <w:noProof/>
         </w:rPr>
-        <w:lastRenderedPageBreak/>
         <w:drawing>
           <wp:inline distT="0" distB="0" distL="0" distR="0" wp14:anchorId="6205060D" wp14:editId="62EDE1FA">
             <wp:extent cx="5274310" cy="3155950"/>
@@ -2271,6 +3511,7 @@
         <w:rPr>
           <w:noProof/>
         </w:rPr>
+        <w:lastRenderedPageBreak/>
         <w:drawing>
           <wp:inline distT="0" distB="0" distL="0" distR="0" wp14:anchorId="5CBBA475" wp14:editId="1DB442C3">
             <wp:extent cx="5274310" cy="2735580"/>
@@ -2326,13 +3567,15 @@
       <w:pPr>
         <w:pStyle w:val="2"/>
       </w:pPr>
-      <w:r>
-        <w:rPr>
-          <w:rFonts w:hint="eastAsia"/>
-        </w:rPr>
-        <w:lastRenderedPageBreak/>
+      <w:bookmarkStart w:id="9" w:name="_Toc229997474"/>
+      <w:proofErr w:type="spellStart"/>
+      <w:r>
+        <w:rPr>
+          <w:rFonts w:hint="eastAsia"/>
+        </w:rPr>
         <w:t>ViewModel</w:t>
       </w:r>
+      <w:proofErr w:type="spellEnd"/>
       <w:r>
         <w:rPr>
           <w:rFonts w:hint="eastAsia"/>
@@ -2345,6 +3588,7 @@
         </w:rPr>
         <w:t>UI</w:t>
       </w:r>
+      <w:bookmarkEnd w:id="9"/>
     </w:p>
     <w:p>
       <w:r>
@@ -2392,12 +3636,15 @@
       <w:pPr>
         <w:pStyle w:val="2"/>
       </w:pPr>
+      <w:bookmarkStart w:id="10" w:name="_Toc229997475"/>
+      <w:proofErr w:type="spellStart"/>
       <w:r>
         <w:rPr>
           <w:rFonts w:hint="eastAsia"/>
         </w:rPr>
         <w:t>ViewModel</w:t>
       </w:r>
+      <w:proofErr w:type="spellEnd"/>
       <w:r>
         <w:rPr>
           <w:rFonts w:hint="eastAsia"/>
@@ -2434,25 +3681,23 @@
         </w:rPr>
         <w:t>UI</w:t>
       </w:r>
+      <w:bookmarkEnd w:id="10"/>
     </w:p>
     <w:p>
-      <w:pPr>
-        <w:rPr>
-          <w:rFonts w:hint="eastAsia"/>
-        </w:rPr>
-      </w:pPr>
       <w:r>
         <w:rPr>
           <w:rFonts w:hint="eastAsia"/>
         </w:rPr>
         <w:t>因为</w:t>
       </w:r>
+      <w:proofErr w:type="spellStart"/>
       <w:r>
         <w:rPr>
           <w:rFonts w:hint="eastAsia"/>
         </w:rPr>
         <w:t>ViewModel</w:t>
       </w:r>
+      <w:proofErr w:type="spellEnd"/>
       <w:r>
         <w:rPr>
           <w:rFonts w:hint="eastAsia"/>
@@ -2501,6 +3746,7 @@
         <w:rPr>
           <w:noProof/>
         </w:rPr>
+        <w:lastRenderedPageBreak/>
         <w:drawing>
           <wp:inline distT="0" distB="0" distL="0" distR="0" wp14:anchorId="54B5EB46" wp14:editId="3B02D492">
             <wp:extent cx="5274310" cy="2357120"/>
@@ -2547,16 +3793,10 @@
       </w:r>
     </w:p>
     <w:p>
-      <w:pPr>
-        <w:rPr>
-          <w:rFonts w:hint="eastAsia"/>
-        </w:rPr>
-      </w:pPr>
       <w:r>
         <w:rPr>
           <w:noProof/>
         </w:rPr>
-        <w:lastRenderedPageBreak/>
         <w:drawing>
           <wp:inline distT="0" distB="0" distL="0" distR="0" wp14:anchorId="278B66E4" wp14:editId="3A24838F">
             <wp:extent cx="5274310" cy="4330700"/>
@@ -2595,15 +3835,11 @@
       </w:r>
     </w:p>
     <w:p>
-      <w:pPr>
-        <w:rPr>
-          <w:rFonts w:hint="eastAsia"/>
-        </w:rPr>
-      </w:pPr>
       <w:r>
         <w:rPr>
           <w:noProof/>
         </w:rPr>
+        <w:lastRenderedPageBreak/>
         <w:drawing>
           <wp:inline distT="0" distB="0" distL="0" distR="0" wp14:anchorId="103C0C8D" wp14:editId="26B8BA10">
             <wp:extent cx="5274310" cy="3666490"/>
@@ -4030,6 +5266,7 @@
   <w:style w:type="character" w:default="1" w:styleId="a0">
     <w:name w:val="Default Paragraph Font"/>
     <w:uiPriority w:val="1"/>
+    <w:semiHidden/>
     <w:unhideWhenUsed/>
   </w:style>
   <w:style w:type="table" w:default="1" w:styleId="a1">
@@ -4441,6 +5678,18 @@
       </w:tblBorders>
     </w:tblPr>
   </w:style>
+  <w:style w:type="paragraph" w:styleId="TOC2">
+    <w:name w:val="toc 2"/>
+    <w:basedOn w:val="a"/>
+    <w:next w:val="a"/>
+    <w:autoRedefine/>
+    <w:uiPriority w:val="39"/>
+    <w:unhideWhenUsed/>
+    <w:rsid w:val="002913BF"/>
+    <w:pPr>
+      <w:ind w:leftChars="200" w:left="420"/>
+    </w:pPr>
+  </w:style>
 </w:styles>
 </file>
 

--- a/UE5/UE5System_ViewModel.docx
+++ b/UE5/UE5System_ViewModel.docx
@@ -124,6 +124,7 @@
             </w:r>
             <w:r>
               <w:rPr>
+                <w:rFonts w:hint="eastAsia"/>
                 <w:noProof/>
                 <w:webHidden/>
               </w:rPr>
@@ -224,6 +225,7 @@
             </w:r>
             <w:r>
               <w:rPr>
+                <w:rFonts w:hint="eastAsia"/>
                 <w:noProof/>
                 <w:webHidden/>
               </w:rPr>
@@ -317,6 +319,7 @@
             </w:r>
             <w:r>
               <w:rPr>
+                <w:rFonts w:hint="eastAsia"/>
                 <w:noProof/>
                 <w:webHidden/>
               </w:rPr>
@@ -426,6 +429,7 @@
             </w:r>
             <w:r>
               <w:rPr>
+                <w:rFonts w:hint="eastAsia"/>
                 <w:noProof/>
                 <w:webHidden/>
               </w:rPr>
@@ -527,6 +531,7 @@
             </w:r>
             <w:r>
               <w:rPr>
+                <w:rFonts w:hint="eastAsia"/>
                 <w:noProof/>
                 <w:webHidden/>
               </w:rPr>
@@ -628,6 +633,7 @@
             </w:r>
             <w:r>
               <w:rPr>
+                <w:rFonts w:hint="eastAsia"/>
                 <w:noProof/>
                 <w:webHidden/>
               </w:rPr>
@@ -745,6 +751,7 @@
             </w:r>
             <w:r>
               <w:rPr>
+                <w:rFonts w:hint="eastAsia"/>
                 <w:noProof/>
                 <w:webHidden/>
               </w:rPr>
@@ -886,6 +893,7 @@
             </w:r>
             <w:r>
               <w:rPr>
+                <w:rFonts w:hint="eastAsia"/>
                 <w:noProof/>
                 <w:webHidden/>
               </w:rPr>
@@ -1003,6 +1011,7 @@
             </w:r>
             <w:r>
               <w:rPr>
+                <w:rFonts w:hint="eastAsia"/>
                 <w:noProof/>
                 <w:webHidden/>
               </w:rPr>
@@ -1112,6 +1121,7 @@
             </w:r>
             <w:r>
               <w:rPr>
+                <w:rFonts w:hint="eastAsia"/>
                 <w:noProof/>
                 <w:webHidden/>
               </w:rPr>
@@ -1221,6 +1231,7 @@
             </w:r>
             <w:r>
               <w:rPr>
+                <w:rFonts w:hint="eastAsia"/>
                 <w:noProof/>
                 <w:webHidden/>
               </w:rPr>
@@ -1326,7 +1337,7 @@
       </w:r>
     </w:p>
     <w:p>
-      <w:hyperlink r:id="rId6" w:anchor="create-a-viewmodel-in-blueprint" w:history="1">
+      <w:hyperlink r:id="rId8" w:anchor="create-a-viewmodel-in-blueprint" w:history="1">
         <w:r>
           <w:rPr>
             <w:rStyle w:val="ae"/>
@@ -1390,7 +1401,7 @@
                     <pic:cNvPicPr/>
                   </pic:nvPicPr>
                   <pic:blipFill>
-                    <a:blip r:embed="rId7"/>
+                    <a:blip r:embed="rId9"/>
                     <a:stretch>
                       <a:fillRect/>
                     </a:stretch>
@@ -1460,7 +1471,7 @@
                     <pic:cNvPicPr/>
                   </pic:nvPicPr>
                   <pic:blipFill>
-                    <a:blip r:embed="rId8"/>
+                    <a:blip r:embed="rId10"/>
                     <a:stretch>
                       <a:fillRect/>
                     </a:stretch>
@@ -1523,7 +1534,7 @@
                     <pic:cNvPicPr/>
                   </pic:nvPicPr>
                   <pic:blipFill>
-                    <a:blip r:embed="rId9"/>
+                    <a:blip r:embed="rId11"/>
                     <a:stretch>
                       <a:fillRect/>
                     </a:stretch>
@@ -1554,6 +1565,7 @@
         <w:rPr>
           <w:rFonts w:hint="eastAsia"/>
         </w:rPr>
+        <w:lastRenderedPageBreak/>
         <w:t>ViewModel</w:t>
       </w:r>
       <w:proofErr w:type="spellEnd"/>
@@ -1586,7 +1598,7 @@
                     <pic:cNvPicPr/>
                   </pic:nvPicPr>
                   <pic:blipFill>
-                    <a:blip r:embed="rId10"/>
+                    <a:blip r:embed="rId12"/>
                     <a:stretch>
                       <a:fillRect/>
                     </a:stretch>
@@ -1609,39 +1621,20 @@
     </w:p>
     <w:p>
       <w:pPr>
-        <w:rPr>
-          <w:b/>
-          <w:bCs/>
-        </w:rPr>
-      </w:pPr>
-      <w:r>
-        <w:rPr>
-          <w:b/>
-          <w:bCs/>
-        </w:rPr>
+        <w:pStyle w:val="3"/>
+      </w:pPr>
+      <w:r>
         <w:t>1. Manual</w:t>
       </w:r>
       <w:r>
-        <w:rPr>
-          <w:b/>
-          <w:bCs/>
-        </w:rPr>
         <w:t>（手动）：</w:t>
       </w:r>
       <w:proofErr w:type="gramStart"/>
       <w:r>
-        <w:rPr>
-          <w:b/>
-          <w:bCs/>
-        </w:rPr>
         <w:t>架构师</w:t>
       </w:r>
       <w:proofErr w:type="gramEnd"/>
       <w:r>
-        <w:rPr>
-          <w:b/>
-          <w:bCs/>
-        </w:rPr>
         <w:t>的首选（依赖注入模式）</w:t>
       </w:r>
     </w:p>
@@ -1710,7 +1703,11 @@
       </w:r>
       <w:proofErr w:type="spellEnd"/>
       <w:r>
-        <w:t>，但我不知道它在哪，谁给我</w:t>
+        <w:t>，但我不</w:t>
+      </w:r>
+      <w:r>
+        <w:lastRenderedPageBreak/>
+        <w:t>知道它在哪，谁给我</w:t>
       </w:r>
       <w:proofErr w:type="gramStart"/>
       <w:r>
@@ -1938,44 +1935,21 @@
     </w:p>
     <w:p>
       <w:pPr>
-        <w:rPr>
-          <w:b/>
-          <w:bCs/>
-        </w:rPr>
-      </w:pPr>
-      <w:r>
-        <w:rPr>
-          <w:b/>
-          <w:bCs/>
-        </w:rPr>
+        <w:pStyle w:val="3"/>
+      </w:pPr>
+      <w:r>
         <w:t>2. Create Instance</w:t>
       </w:r>
       <w:r>
-        <w:rPr>
-          <w:b/>
-          <w:bCs/>
-        </w:rPr>
         <w:t>（创建实例）：这种架构下的</w:t>
       </w:r>
       <w:r>
-        <w:rPr>
-          <w:b/>
-          <w:bCs/>
-        </w:rPr>
         <w:t>“</w:t>
       </w:r>
       <w:r>
-        <w:rPr>
-          <w:b/>
-          <w:bCs/>
-        </w:rPr>
         <w:t>陷阱</w:t>
       </w:r>
       <w:r>
-        <w:rPr>
-          <w:b/>
-          <w:bCs/>
-        </w:rPr>
         <w:t>”</w:t>
       </w:r>
     </w:p>
@@ -2107,7 +2081,11 @@
         <w:t>致命缺陷（内存浪费）</w:t>
       </w:r>
       <w:r>
-        <w:t>：如果你的主屏幕上有个血条（创建了一个</w:t>
+        <w:t>：如果你的主屏幕上有个血条</w:t>
+      </w:r>
+      <w:r>
+        <w:lastRenderedPageBreak/>
+        <w:t>（创建了一个</w:t>
       </w:r>
       <w:r>
         <w:t> </w:t>
@@ -2152,23 +2130,12 @@
     </w:p>
     <w:p>
       <w:pPr>
-        <w:rPr>
-          <w:b/>
-          <w:bCs/>
-        </w:rPr>
-      </w:pPr>
-      <w:r>
-        <w:rPr>
-          <w:b/>
-          <w:bCs/>
-        </w:rPr>
+        <w:pStyle w:val="3"/>
+      </w:pPr>
+      <w:r>
         <w:t>3. Global</w:t>
       </w:r>
       <w:r>
-        <w:rPr>
-          <w:b/>
-          <w:bCs/>
-        </w:rPr>
         <w:t>（全局）：全局解耦的神器</w:t>
       </w:r>
     </w:p>
@@ -2290,23 +2257,12 @@
     </w:p>
     <w:p>
       <w:pPr>
-        <w:rPr>
-          <w:b/>
-          <w:bCs/>
-        </w:rPr>
-      </w:pPr>
-      <w:r>
-        <w:rPr>
-          <w:b/>
-          <w:bCs/>
-        </w:rPr>
+        <w:pStyle w:val="3"/>
+      </w:pPr>
+      <w:r>
         <w:t>4. Resolver</w:t>
       </w:r>
       <w:r>
-        <w:rPr>
-          <w:b/>
-          <w:bCs/>
-        </w:rPr>
         <w:t>（解析器）：特定场景的折中方案（自动化抓取）</w:t>
       </w:r>
     </w:p>
@@ -2443,7 +2399,11 @@
       </w:r>
       <w:proofErr w:type="spellEnd"/>
       <w:r>
-        <w:t>，这个解析路径就废了，</w:t>
+        <w:t>，这个解析路径</w:t>
+      </w:r>
+      <w:r>
+        <w:lastRenderedPageBreak/>
+        <w:t>就废了，</w:t>
       </w:r>
       <w:r>
         <w:t xml:space="preserve">UI </w:t>
@@ -3024,20 +2984,8 @@
         <w:t>UI</w:t>
       </w:r>
     </w:p>
-    <w:p>
-      <w:pPr>
-        <w:rPr>
-          <w:rFonts w:hint="eastAsia"/>
-        </w:rPr>
-      </w:pPr>
-    </w:p>
-    <w:p>
-      <w:pPr>
-        <w:rPr>
-          <w:rFonts w:hint="eastAsia"/>
-        </w:rPr>
-      </w:pPr>
-    </w:p>
+    <w:p/>
+    <w:p/>
     <w:p>
       <w:pPr>
         <w:pStyle w:val="2"/>
@@ -3048,7 +2996,6 @@
         <w:rPr>
           <w:rFonts w:hint="eastAsia"/>
         </w:rPr>
-        <w:lastRenderedPageBreak/>
         <w:t>ViewModel</w:t>
       </w:r>
       <w:proofErr w:type="spellEnd"/>
@@ -3093,7 +3040,7 @@
                     <pic:cNvPicPr/>
                   </pic:nvPicPr>
                   <pic:blipFill>
-                    <a:blip r:embed="rId11"/>
+                    <a:blip r:embed="rId13"/>
                     <a:stretch>
                       <a:fillRect/>
                     </a:stretch>
@@ -3186,7 +3133,7 @@
                     <pic:cNvPicPr/>
                   </pic:nvPicPr>
                   <pic:blipFill>
-                    <a:blip r:embed="rId12"/>
+                    <a:blip r:embed="rId14"/>
                     <a:stretch>
                       <a:fillRect/>
                     </a:stretch>
@@ -3229,7 +3176,7 @@
                     <pic:cNvPicPr/>
                   </pic:nvPicPr>
                   <pic:blipFill>
-                    <a:blip r:embed="rId13"/>
+                    <a:blip r:embed="rId15"/>
                     <a:stretch>
                       <a:fillRect/>
                     </a:stretch>
@@ -3443,7 +3390,7 @@
                     <pic:cNvPicPr/>
                   </pic:nvPicPr>
                   <pic:blipFill>
-                    <a:blip r:embed="rId14"/>
+                    <a:blip r:embed="rId16"/>
                     <a:stretch>
                       <a:fillRect/>
                     </a:stretch>
@@ -3485,7 +3432,7 @@
                     <pic:cNvPicPr/>
                   </pic:nvPicPr>
                   <pic:blipFill>
-                    <a:blip r:embed="rId15"/>
+                    <a:blip r:embed="rId17"/>
                     <a:stretch>
                       <a:fillRect/>
                     </a:stretch>
@@ -3528,7 +3475,7 @@
                     <pic:cNvPicPr/>
                   </pic:nvPicPr>
                   <pic:blipFill>
-                    <a:blip r:embed="rId16"/>
+                    <a:blip r:embed="rId18"/>
                     <a:stretch>
                       <a:fillRect/>
                     </a:stretch>
@@ -3611,7 +3558,7 @@
                     <pic:cNvPicPr/>
                   </pic:nvPicPr>
                   <pic:blipFill>
-                    <a:blip r:embed="rId17"/>
+                    <a:blip r:embed="rId19"/>
                     <a:stretch>
                       <a:fillRect/>
                     </a:stretch>
@@ -3763,7 +3710,7 @@
                     <pic:cNvPicPr/>
                   </pic:nvPicPr>
                   <pic:blipFill>
-                    <a:blip r:embed="rId18"/>
+                    <a:blip r:embed="rId20"/>
                     <a:stretch>
                       <a:fillRect/>
                     </a:stretch>
@@ -3813,7 +3760,7 @@
                     <pic:cNvPicPr/>
                   </pic:nvPicPr>
                   <pic:blipFill>
-                    <a:blip r:embed="rId19"/>
+                    <a:blip r:embed="rId21"/>
                     <a:stretch>
                       <a:fillRect/>
                     </a:stretch>
@@ -3856,7 +3803,7 @@
                     <pic:cNvPicPr/>
                   </pic:nvPicPr>
                   <pic:blipFill>
-                    <a:blip r:embed="rId20"/>
+                    <a:blip r:embed="rId22"/>
                     <a:stretch>
                       <a:fillRect/>
                     </a:stretch>
@@ -3885,6 +3832,56 @@
     </w:sectPr>
   </w:body>
 </w:document>
+</file>
+
+<file path=word/endnotes.xml><?xml version="1.0" encoding="utf-8"?>
+<w:endnotes xmlns:wpc="http://schemas.microsoft.com/office/word/2010/wordprocessingCanvas" xmlns:cx="http://schemas.microsoft.com/office/drawing/2014/chartex" xmlns:cx1="http://schemas.microsoft.com/office/drawing/2015/9/8/chartex" xmlns:cx2="http://schemas.microsoft.com/office/drawing/2015/10/21/chartex" xmlns:cx3="http://schemas.microsoft.com/office/drawing/2016/5/9/chartex" xmlns:cx4="http://schemas.microsoft.com/office/drawing/2016/5/10/chartex" xmlns:cx5="http://schemas.microsoft.com/office/drawing/2016/5/11/chartex" xmlns:cx6="http://schemas.microsoft.com/office/drawing/2016/5/12/chartex" xmlns:cx7="http://schemas.microsoft.com/office/drawing/2016/5/13/chartex" xmlns:cx8="http://schemas.microsoft.com/office/drawing/2016/5/14/chartex" xmlns:mc="http://schemas.openxmlformats.org/markup-compatibility/2006" xmlns:aink="http://schemas.microsoft.com/office/drawing/2016/ink" xmlns:am3d="http://schemas.microsoft.com/office/drawing/2017/model3d" xmlns:o="urn:schemas-microsoft-com:office:office" xmlns:oel="http://schemas.microsoft.com/office/2019/extlst" xmlns:r="http://schemas.openxmlformats.org/officeDocument/2006/relationships" xmlns:m="http://schemas.openxmlformats.org/officeDocument/2006/math" xmlns:v="urn:schemas-microsoft-com:vml" xmlns:wp14="http://schemas.microsoft.com/office/word/2010/wordprocessingDrawing" xmlns:wp="http://schemas.openxmlformats.org/drawingml/2006/wordprocessingDrawing" xmlns:w10="urn:schemas-microsoft-com:office:word" xmlns:w="http://schemas.openxmlformats.org/wordprocessingml/2006/main" xmlns:w14="http://schemas.microsoft.com/office/word/2010/wordml" xmlns:w15="http://schemas.microsoft.com/office/word/2012/wordml" xmlns:w16cex="http://schemas.microsoft.com/office/word/2018/wordml/cex" xmlns:w16cid="http://schemas.microsoft.com/office/word/2016/wordml/cid" xmlns:w16="http://schemas.microsoft.com/office/word/2018/wordml" xmlns:w16du="http://schemas.microsoft.com/office/word/2023/wordml/word16du" xmlns:w16sdtdh="http://schemas.microsoft.com/office/word/2020/wordml/sdtdatahash" xmlns:w16se="http://schemas.microsoft.com/office/word/2015/wordml/symex" xmlns:wpg="http://schemas.microsoft.com/office/word/2010/wordprocessingGroup" xmlns:wpi="http://schemas.microsoft.com/office/word/2010/wordprocessingInk" xmlns:wne="http://schemas.microsoft.com/office/word/2006/wordml" xmlns:wps="http://schemas.microsoft.com/office/word/2010/wordprocessingShape" mc:Ignorable="w14 w15 w16se w16cid w16 w16cex w16sdtdh w16du wp14">
+  <w:endnote w:type="separator" w:id="-1">
+    <w:p>
+      <w:pPr>
+        <w:spacing w:after="0" w:line="240" w:lineRule="auto"/>
+      </w:pPr>
+      <w:r>
+        <w:separator/>
+      </w:r>
+    </w:p>
+  </w:endnote>
+  <w:endnote w:type="continuationSeparator" w:id="0">
+    <w:p>
+      <w:pPr>
+        <w:spacing w:after="0" w:line="240" w:lineRule="auto"/>
+      </w:pPr>
+      <w:r>
+        <w:continuationSeparator/>
+      </w:r>
+    </w:p>
+  </w:endnote>
+</w:endnotes>
+</file>
+
+<file path=word/footnotes.xml><?xml version="1.0" encoding="utf-8"?>
+<w:footnotes xmlns:wpc="http://schemas.microsoft.com/office/word/2010/wordprocessingCanvas" xmlns:cx="http://schemas.microsoft.com/office/drawing/2014/chartex" xmlns:cx1="http://schemas.microsoft.com/office/drawing/2015/9/8/chartex" xmlns:cx2="http://schemas.microsoft.com/office/drawing/2015/10/21/chartex" xmlns:cx3="http://schemas.microsoft.com/office/drawing/2016/5/9/chartex" xmlns:cx4="http://schemas.microsoft.com/office/drawing/2016/5/10/chartex" xmlns:cx5="http://schemas.microsoft.com/office/drawing/2016/5/11/chartex" xmlns:cx6="http://schemas.microsoft.com/office/drawing/2016/5/12/chartex" xmlns:cx7="http://schemas.microsoft.com/office/drawing/2016/5/13/chartex" xmlns:cx8="http://schemas.microsoft.com/office/drawing/2016/5/14/chartex" xmlns:mc="http://schemas.openxmlformats.org/markup-compatibility/2006" xmlns:aink="http://schemas.microsoft.com/office/drawing/2016/ink" xmlns:am3d="http://schemas.microsoft.com/office/drawing/2017/model3d" xmlns:o="urn:schemas-microsoft-com:office:office" xmlns:oel="http://schemas.microsoft.com/office/2019/extlst" xmlns:r="http://schemas.openxmlformats.org/officeDocument/2006/relationships" xmlns:m="http://schemas.openxmlformats.org/officeDocument/2006/math" xmlns:v="urn:schemas-microsoft-com:vml" xmlns:wp14="http://schemas.microsoft.com/office/word/2010/wordprocessingDrawing" xmlns:wp="http://schemas.openxmlformats.org/drawingml/2006/wordprocessingDrawing" xmlns:w10="urn:schemas-microsoft-com:office:word" xmlns:w="http://schemas.openxmlformats.org/wordprocessingml/2006/main" xmlns:w14="http://schemas.microsoft.com/office/word/2010/wordml" xmlns:w15="http://schemas.microsoft.com/office/word/2012/wordml" xmlns:w16cex="http://schemas.microsoft.com/office/word/2018/wordml/cex" xmlns:w16cid="http://schemas.microsoft.com/office/word/2016/wordml/cid" xmlns:w16="http://schemas.microsoft.com/office/word/2018/wordml" xmlns:w16du="http://schemas.microsoft.com/office/word/2023/wordml/word16du" xmlns:w16sdtdh="http://schemas.microsoft.com/office/word/2020/wordml/sdtdatahash" xmlns:w16se="http://schemas.microsoft.com/office/word/2015/wordml/symex" xmlns:wpg="http://schemas.microsoft.com/office/word/2010/wordprocessingGroup" xmlns:wpi="http://schemas.microsoft.com/office/word/2010/wordprocessingInk" xmlns:wne="http://schemas.microsoft.com/office/word/2006/wordml" xmlns:wps="http://schemas.microsoft.com/office/word/2010/wordprocessingShape" mc:Ignorable="w14 w15 w16se w16cid w16 w16cex w16sdtdh w16du wp14">
+  <w:footnote w:type="separator" w:id="-1">
+    <w:p>
+      <w:pPr>
+        <w:spacing w:after="0" w:line="240" w:lineRule="auto"/>
+      </w:pPr>
+      <w:r>
+        <w:separator/>
+      </w:r>
+    </w:p>
+  </w:footnote>
+  <w:footnote w:type="continuationSeparator" w:id="0">
+    <w:p>
+      <w:pPr>
+        <w:spacing w:after="0" w:line="240" w:lineRule="auto"/>
+      </w:pPr>
+      <w:r>
+        <w:continuationSeparator/>
+      </w:r>
+    </w:p>
+  </w:footnote>
+</w:footnotes>
 </file>
 
 <file path=word/numbering.xml><?xml version="1.0" encoding="utf-8"?>
@@ -5690,6 +5687,73 @@
       <w:ind w:leftChars="200" w:left="420"/>
     </w:pPr>
   </w:style>
+  <w:style w:type="paragraph" w:styleId="af2">
+    <w:name w:val="header"/>
+    <w:basedOn w:val="a"/>
+    <w:link w:val="af3"/>
+    <w:uiPriority w:val="99"/>
+    <w:unhideWhenUsed/>
+    <w:rsid w:val="00457C27"/>
+    <w:pPr>
+      <w:tabs>
+        <w:tab w:val="center" w:pos="4153"/>
+        <w:tab w:val="right" w:pos="8306"/>
+      </w:tabs>
+      <w:snapToGrid w:val="0"/>
+      <w:spacing w:line="240" w:lineRule="auto"/>
+      <w:jc w:val="center"/>
+    </w:pPr>
+    <w:rPr>
+      <w:sz w:val="18"/>
+      <w:szCs w:val="18"/>
+    </w:rPr>
+  </w:style>
+  <w:style w:type="character" w:customStyle="1" w:styleId="af3">
+    <w:name w:val="页眉 字符"/>
+    <w:basedOn w:val="a0"/>
+    <w:link w:val="af2"/>
+    <w:uiPriority w:val="99"/>
+    <w:rsid w:val="00457C27"/>
+    <w:rPr>
+      <w:rFonts w:ascii="Times New Roman" w:eastAsia="宋体" w:hAnsi="Times New Roman"/>
+      <w:color w:val="000000" w:themeColor="text1"/>
+      <w:sz w:val="18"/>
+      <w:szCs w:val="18"/>
+    </w:rPr>
+  </w:style>
+  <w:style w:type="paragraph" w:styleId="af4">
+    <w:name w:val="footer"/>
+    <w:basedOn w:val="a"/>
+    <w:link w:val="af5"/>
+    <w:uiPriority w:val="99"/>
+    <w:unhideWhenUsed/>
+    <w:rsid w:val="00457C27"/>
+    <w:pPr>
+      <w:tabs>
+        <w:tab w:val="center" w:pos="4153"/>
+        <w:tab w:val="right" w:pos="8306"/>
+      </w:tabs>
+      <w:snapToGrid w:val="0"/>
+      <w:spacing w:line="240" w:lineRule="auto"/>
+    </w:pPr>
+    <w:rPr>
+      <w:sz w:val="18"/>
+      <w:szCs w:val="18"/>
+    </w:rPr>
+  </w:style>
+  <w:style w:type="character" w:customStyle="1" w:styleId="af5">
+    <w:name w:val="页脚 字符"/>
+    <w:basedOn w:val="a0"/>
+    <w:link w:val="af4"/>
+    <w:uiPriority w:val="99"/>
+    <w:rsid w:val="00457C27"/>
+    <w:rPr>
+      <w:rFonts w:ascii="Times New Roman" w:eastAsia="宋体" w:hAnsi="Times New Roman"/>
+      <w:color w:val="000000" w:themeColor="text1"/>
+      <w:sz w:val="18"/>
+      <w:szCs w:val="18"/>
+    </w:rPr>
+  </w:style>
 </w:styles>
 </file>
 

--- a/UE5/UE5System_ViewModel.docx
+++ b/UE5/UE5System_ViewModel.docx
@@ -1279,7 +1279,6 @@
         <w:pStyle w:val="1"/>
       </w:pPr>
       <w:bookmarkStart w:id="0" w:name="_Toc229997465"/>
-      <w:proofErr w:type="spellStart"/>
       <w:r>
         <w:rPr>
           <w:rFonts w:hint="eastAsia"/>
@@ -1287,7 +1286,6 @@
         <w:lastRenderedPageBreak/>
         <w:t>ViewModel</w:t>
       </w:r>
-      <w:proofErr w:type="spellEnd"/>
       <w:r>
         <w:rPr>
           <w:rFonts w:hint="eastAsia"/>
@@ -1321,14 +1319,12 @@
         </w:rPr>
         <w:t>官方有关</w:t>
       </w:r>
-      <w:proofErr w:type="spellStart"/>
       <w:r>
         <w:rPr>
           <w:rFonts w:hint="eastAsia"/>
         </w:rPr>
         <w:t>ViewModel</w:t>
       </w:r>
-      <w:proofErr w:type="spellEnd"/>
       <w:r>
         <w:rPr>
           <w:rFonts w:hint="eastAsia"/>
@@ -1351,14 +1347,12 @@
         <w:pStyle w:val="1"/>
       </w:pPr>
       <w:bookmarkStart w:id="1" w:name="_Toc229997466"/>
-      <w:proofErr w:type="spellStart"/>
       <w:r>
         <w:rPr>
           <w:rFonts w:hint="eastAsia"/>
         </w:rPr>
         <w:t>ViewModel</w:t>
       </w:r>
-      <w:proofErr w:type="spellEnd"/>
       <w:r>
         <w:rPr>
           <w:rFonts w:hint="eastAsia"/>
@@ -1440,7 +1434,6 @@
         </w:rPr>
         <w:t>中添加</w:t>
       </w:r>
-      <w:proofErr w:type="spellStart"/>
       <w:r>
         <w:rPr>
           <w:rFonts w:hint="eastAsia"/>
@@ -1448,7 +1441,6 @@
         <w:t>ViewModel</w:t>
       </w:r>
       <w:bookmarkEnd w:id="3"/>
-      <w:proofErr w:type="spellEnd"/>
     </w:p>
     <w:p>
       <w:r>
@@ -1497,14 +1489,12 @@
         <w:pStyle w:val="2"/>
       </w:pPr>
       <w:bookmarkStart w:id="4" w:name="_Toc229997469"/>
-      <w:proofErr w:type="spellStart"/>
       <w:r>
         <w:rPr>
           <w:rFonts w:hint="eastAsia"/>
         </w:rPr>
         <w:t>ViewModel</w:t>
       </w:r>
-      <w:proofErr w:type="spellEnd"/>
       <w:r>
         <w:rPr>
           <w:rFonts w:hint="eastAsia"/>
@@ -1560,7 +1550,6 @@
         <w:pStyle w:val="2"/>
       </w:pPr>
       <w:bookmarkStart w:id="5" w:name="_Toc229997470"/>
-      <w:proofErr w:type="spellStart"/>
       <w:r>
         <w:rPr>
           <w:rFonts w:hint="eastAsia"/>
@@ -1568,7 +1557,6 @@
         <w:lastRenderedPageBreak/>
         <w:t>ViewModel</w:t>
       </w:r>
-      <w:proofErr w:type="spellEnd"/>
       <w:r>
         <w:rPr>
           <w:rFonts w:hint="eastAsia"/>
@@ -1627,15 +1615,7 @@
         <w:t>1. Manual</w:t>
       </w:r>
       <w:r>
-        <w:t>（手动）：</w:t>
-      </w:r>
-      <w:proofErr w:type="gramStart"/>
-      <w:r>
-        <w:t>架构师</w:t>
-      </w:r>
-      <w:proofErr w:type="gramEnd"/>
-      <w:r>
-        <w:t>的首选（依赖注入模式）</w:t>
+        <w:t>（手动）：架构师的首选（依赖注入模式）</w:t>
       </w:r>
     </w:p>
     <w:p>
@@ -1695,27 +1675,14 @@
         <w:t>我需要一个遵守某某约定的</w:t>
       </w:r>
       <w:r>
-        <w:t xml:space="preserve"> </w:t>
-      </w:r>
-      <w:proofErr w:type="spellStart"/>
-      <w:r>
-        <w:t>ViewModel</w:t>
-      </w:r>
-      <w:proofErr w:type="spellEnd"/>
+        <w:t xml:space="preserve"> ViewModel</w:t>
+      </w:r>
       <w:r>
         <w:t>，但我不</w:t>
       </w:r>
       <w:r>
         <w:lastRenderedPageBreak/>
-        <w:t>知道它在哪，谁给我</w:t>
-      </w:r>
-      <w:proofErr w:type="gramStart"/>
-      <w:r>
-        <w:t>我</w:t>
-      </w:r>
-      <w:proofErr w:type="gramEnd"/>
-      <w:r>
-        <w:t>就用谁。</w:t>
+        <w:t>知道它在哪，谁给我我就用谁。</w:t>
       </w:r>
       <w:r>
         <w:t>”</w:t>
@@ -1751,13 +1718,8 @@
         <w:t>了一个自己的</w:t>
       </w:r>
       <w:r>
-        <w:t xml:space="preserve"> </w:t>
-      </w:r>
-      <w:proofErr w:type="spellStart"/>
-      <w:r>
-        <w:t>ViewModel</w:t>
-      </w:r>
-      <w:proofErr w:type="spellEnd"/>
+        <w:t xml:space="preserve"> ViewModel</w:t>
+      </w:r>
       <w:r>
         <w:t>，并把自己的引用传给了</w:t>
       </w:r>
@@ -1831,15 +1793,7 @@
         <w:t>：是的，你需要多写一个</w:t>
       </w:r>
       <w:r>
-        <w:t xml:space="preserve"> Set </w:t>
-      </w:r>
-      <w:proofErr w:type="spellStart"/>
-      <w:r>
-        <w:t>ViewModel</w:t>
-      </w:r>
-      <w:proofErr w:type="spellEnd"/>
-      <w:r>
-        <w:t> </w:t>
+        <w:t> Set ViewModel </w:t>
       </w:r>
       <w:r>
         <w:t>的节点。但这是</w:t>
@@ -1854,13 +1808,8 @@
       <w:r>
         <w:t>。这几个节点换来的是：</w:t>
       </w:r>
-      <w:proofErr w:type="spellStart"/>
-      <w:r>
-        <w:t>ViewModel</w:t>
-      </w:r>
-      <w:proofErr w:type="spellEnd"/>
-      <w:r>
-        <w:t xml:space="preserve"> </w:t>
+      <w:r>
+        <w:t xml:space="preserve">ViewModel </w:t>
       </w:r>
       <w:r>
         <w:t>的生命周期跟着</w:t>
@@ -1878,15 +1827,7 @@
         <w:t>走），且同一个</w:t>
       </w:r>
       <w:r>
-        <w:t xml:space="preserve"> </w:t>
-      </w:r>
-      <w:proofErr w:type="spellStart"/>
-      <w:r>
-        <w:t>ViewModel</w:t>
-      </w:r>
-      <w:proofErr w:type="spellEnd"/>
-      <w:r>
-        <w:t xml:space="preserve"> </w:t>
+        <w:t xml:space="preserve"> ViewModel </w:t>
       </w:r>
       <w:r>
         <w:t>可以同时塞给主</w:t>
@@ -1973,13 +1914,8 @@
       <w:r>
         <w:t xml:space="preserve">UMG </w:t>
       </w:r>
-      <w:proofErr w:type="gramStart"/>
-      <w:r>
-        <w:t>一</w:t>
-      </w:r>
-      <w:proofErr w:type="gramEnd"/>
-      <w:r>
-        <w:t>创建，</w:t>
+      <w:r>
+        <w:t>一创建，</w:t>
       </w:r>
       <w:r>
         <w:t xml:space="preserve">VM </w:t>
@@ -2088,13 +2024,8 @@
         <w:t>（创建了一个</w:t>
       </w:r>
       <w:r>
-        <w:t> </w:t>
-      </w:r>
-      <w:proofErr w:type="spellStart"/>
-      <w:r>
-        <w:t>VM_Health</w:t>
-      </w:r>
-      <w:proofErr w:type="spellEnd"/>
+        <w:t> VM_Health</w:t>
+      </w:r>
       <w:r>
         <w:t>），你的按</w:t>
       </w:r>
@@ -2105,13 +2036,8 @@
         <w:t>键打开的属性面板里也有个血条（又创建了一个</w:t>
       </w:r>
       <w:r>
-        <w:t> </w:t>
-      </w:r>
-      <w:proofErr w:type="spellStart"/>
-      <w:r>
-        <w:t>VM_Health</w:t>
-      </w:r>
-      <w:proofErr w:type="spellEnd"/>
+        <w:t> VM_Health</w:t>
+      </w:r>
       <w:r>
         <w:t>）。这导致为了监听同一个角色（</w:t>
       </w:r>
@@ -2187,27 +2113,14 @@
         <w:t>：如果你有一个</w:t>
       </w:r>
       <w:r>
-        <w:t> </w:t>
-      </w:r>
-      <w:proofErr w:type="spellStart"/>
-      <w:r>
-        <w:t>GameMode</w:t>
-      </w:r>
-      <w:proofErr w:type="spellEnd"/>
-      <w:r>
-        <w:t> </w:t>
+        <w:t> GameMode </w:t>
       </w:r>
       <w:r>
         <w:t>或者</w:t>
       </w:r>
       <w:r>
-        <w:t> </w:t>
-      </w:r>
-      <w:proofErr w:type="spellStart"/>
-      <w:r>
-        <w:t>GameState</w:t>
-      </w:r>
-      <w:proofErr w:type="spellEnd"/>
+        <w:t> GameState</w:t>
+      </w:r>
       <w:r>
         <w:t>（这是典型的全局</w:t>
       </w:r>
@@ -2218,13 +2131,8 @@
         <w:t>），你在游戏初始化时，生成一个</w:t>
       </w:r>
       <w:r>
-        <w:t> </w:t>
-      </w:r>
-      <w:proofErr w:type="spellStart"/>
-      <w:r>
-        <w:t>VM_GameState</w:t>
-      </w:r>
-      <w:proofErr w:type="spellEnd"/>
+        <w:t> VM_GameState</w:t>
+      </w:r>
       <w:r>
         <w:t>，绑定监听后，把它扔进</w:t>
       </w:r>
@@ -2244,15 +2152,7 @@
         <w:t xml:space="preserve"> Global </w:t>
       </w:r>
       <w:r>
-        <w:t>拿取。</w:t>
-      </w:r>
-      <w:proofErr w:type="gramStart"/>
-      <w:r>
-        <w:t>既零代码</w:t>
-      </w:r>
-      <w:proofErr w:type="gramEnd"/>
-      <w:r>
-        <w:t>连线，又实现了完美的解耦。</w:t>
+        <w:t>拿取。既零代码连线，又实现了完美的解耦。</w:t>
       </w:r>
     </w:p>
     <w:p>
@@ -2349,21 +2249,16 @@
       <w:r>
         <w:t>必须知道：</w:t>
       </w:r>
-      <w:proofErr w:type="spellStart"/>
-      <w:r>
-        <w:t>GetPlayerCharacter</w:t>
-      </w:r>
-      <w:proofErr w:type="spellEnd"/>
+      <w:r>
+        <w:t xml:space="preserve">GetPlayerCharacter -&gt; </w:t>
+      </w:r>
+      <w:r>
+        <w:t>拿到武器组件</w:t>
+      </w:r>
       <w:r>
         <w:t xml:space="preserve"> -&gt; </w:t>
       </w:r>
       <w:r>
-        <w:t>拿到武器组件</w:t>
-      </w:r>
-      <w:r>
-        <w:t xml:space="preserve"> -&gt; </w:t>
-      </w:r>
-      <w:r>
         <w:t>拿到</w:t>
       </w:r>
       <w:r>
@@ -2391,13 +2286,8 @@
         <w:t>用，但友军不是</w:t>
       </w:r>
       <w:r>
-        <w:t xml:space="preserve"> </w:t>
-      </w:r>
-      <w:proofErr w:type="spellStart"/>
-      <w:r>
-        <w:t>PlayerCharacter</w:t>
-      </w:r>
-      <w:proofErr w:type="spellEnd"/>
+        <w:t xml:space="preserve"> PlayerCharacter</w:t>
+      </w:r>
       <w:r>
         <w:t>，这个解析路径</w:t>
       </w:r>
@@ -2718,15 +2608,7 @@
               <w:t>优秀</w:t>
             </w:r>
             <w:r>
-              <w:t>（专门针对</w:t>
-            </w:r>
-            <w:proofErr w:type="gramStart"/>
-            <w:r>
-              <w:t>全局单例数据</w:t>
-            </w:r>
-            <w:proofErr w:type="gramEnd"/>
-            <w:r>
-              <w:t>）</w:t>
+              <w:t>（专门针对全局单例数据）</w:t>
             </w:r>
           </w:p>
         </w:tc>
@@ -2740,15 +2622,7 @@
               <w:spacing w:after="160" w:line="278" w:lineRule="auto"/>
             </w:pPr>
             <w:r>
-              <w:t>游戏全局状态、设置选项、</w:t>
-            </w:r>
-            <w:proofErr w:type="gramStart"/>
-            <w:r>
-              <w:t>玩家总</w:t>
-            </w:r>
-            <w:proofErr w:type="gramEnd"/>
-            <w:r>
-              <w:t>比分</w:t>
+              <w:t>游戏全局状态、设置选项、玩家总比分</w:t>
             </w:r>
           </w:p>
         </w:tc>
@@ -2963,14 +2837,12 @@
         </w:rPr>
         <w:t>初始化设置</w:t>
       </w:r>
-      <w:proofErr w:type="spellStart"/>
       <w:r>
         <w:rPr>
           <w:rFonts w:hint="eastAsia"/>
         </w:rPr>
         <w:t>ViewModel</w:t>
       </w:r>
-      <w:proofErr w:type="spellEnd"/>
       <w:r>
         <w:rPr>
           <w:rFonts w:hint="eastAsia"/>
@@ -2991,14 +2863,12 @@
         <w:pStyle w:val="2"/>
       </w:pPr>
       <w:bookmarkStart w:id="6" w:name="_Toc229997471"/>
-      <w:proofErr w:type="spellStart"/>
       <w:r>
         <w:rPr>
           <w:rFonts w:hint="eastAsia"/>
         </w:rPr>
         <w:t>ViewModel</w:t>
       </w:r>
-      <w:proofErr w:type="spellEnd"/>
       <w:r>
         <w:rPr>
           <w:rFonts w:hint="eastAsia"/>
@@ -3072,14 +2942,12 @@
         </w:rPr>
         <w:t>初始化</w:t>
       </w:r>
-      <w:proofErr w:type="spellStart"/>
       <w:r>
         <w:rPr>
           <w:rFonts w:hint="eastAsia"/>
         </w:rPr>
         <w:t>ViewModel</w:t>
       </w:r>
-      <w:proofErr w:type="spellEnd"/>
       <w:r>
         <w:rPr>
           <w:rFonts w:hint="eastAsia"/>
@@ -3199,6 +3067,171 @@
     </w:p>
     <w:p>
       <w:pPr>
+        <w:rPr>
+          <w:rFonts w:hint="eastAsia"/>
+        </w:rPr>
+      </w:pPr>
+      <w:r>
+        <w:rPr>
+          <w:rFonts w:hint="eastAsia"/>
+        </w:rPr>
+        <w:t>这里初始化</w:t>
+      </w:r>
+      <w:r>
+        <w:rPr>
+          <w:rFonts w:hint="eastAsia"/>
+        </w:rPr>
+        <w:t>ViewModel</w:t>
+      </w:r>
+      <w:r>
+        <w:rPr>
+          <w:rFonts w:hint="eastAsia"/>
+        </w:rPr>
+        <w:t>中的</w:t>
+      </w:r>
+      <w:r>
+        <w:rPr>
+          <w:rFonts w:hint="eastAsia"/>
+        </w:rPr>
+        <w:t>Model</w:t>
+      </w:r>
+      <w:r>
+        <w:rPr>
+          <w:rFonts w:hint="eastAsia"/>
+        </w:rPr>
+        <w:t>数据之后就可以调用</w:t>
+      </w:r>
+      <w:r>
+        <w:rPr>
+          <w:rFonts w:hint="eastAsia"/>
+        </w:rPr>
+        <w:t>UI</w:t>
+      </w:r>
+      <w:r>
+        <w:rPr>
+          <w:rFonts w:hint="eastAsia"/>
+        </w:rPr>
+        <w:t>中的</w:t>
+      </w:r>
+      <w:r>
+        <w:rPr>
+          <w:rFonts w:hint="eastAsia"/>
+        </w:rPr>
+        <w:t>ViewModel</w:t>
+      </w:r>
+      <w:r>
+        <w:rPr>
+          <w:rFonts w:hint="eastAsia"/>
+        </w:rPr>
+        <w:t>的</w:t>
+      </w:r>
+      <w:r>
+        <w:rPr>
+          <w:rFonts w:hint="eastAsia"/>
+        </w:rPr>
+        <w:t>Set</w:t>
+      </w:r>
+      <w:r>
+        <w:rPr>
+          <w:rFonts w:hint="eastAsia"/>
+        </w:rPr>
+        <w:t>函数了（勾选</w:t>
+      </w:r>
+      <w:r>
+        <w:rPr>
+          <w:rFonts w:hint="eastAsia"/>
+        </w:rPr>
+        <w:t>Manual</w:t>
+      </w:r>
+      <w:r>
+        <w:rPr>
+          <w:rFonts w:hint="eastAsia"/>
+        </w:rPr>
+        <w:t>时会自动生成，直接搜</w:t>
+      </w:r>
+      <w:r>
+        <w:rPr>
+          <w:rFonts w:hint="eastAsia"/>
+        </w:rPr>
+        <w:t>&lt;Set ViewMode</w:t>
+      </w:r>
+      <w:r>
+        <w:rPr>
+          <w:rFonts w:hint="eastAsia"/>
+        </w:rPr>
+        <w:t>的名字</w:t>
+      </w:r>
+      <w:r>
+        <w:rPr>
+          <w:rFonts w:hint="eastAsia"/>
+        </w:rPr>
+        <w:t>&gt;</w:t>
+      </w:r>
+      <w:r>
+        <w:rPr>
+          <w:rFonts w:hint="eastAsia"/>
+        </w:rPr>
+        <w:t>即可），</w:t>
+      </w:r>
+      <w:r>
+        <w:rPr>
+          <w:rFonts w:hint="eastAsia"/>
+          <w:b/>
+          <w:bCs/>
+        </w:rPr>
+        <w:t>UI</w:t>
+      </w:r>
+      <w:r>
+        <w:rPr>
+          <w:rFonts w:hint="eastAsia"/>
+          <w:b/>
+          <w:bCs/>
+        </w:rPr>
+        <w:t>调用</w:t>
+      </w:r>
+      <w:r>
+        <w:rPr>
+          <w:rFonts w:hint="eastAsia"/>
+          <w:b/>
+          <w:bCs/>
+        </w:rPr>
+        <w:t>Set</w:t>
+      </w:r>
+      <w:r>
+        <w:rPr>
+          <w:rFonts w:hint="eastAsia"/>
+          <w:b/>
+          <w:bCs/>
+        </w:rPr>
+        <w:t>关联了</w:t>
+      </w:r>
+      <w:r>
+        <w:rPr>
+          <w:rFonts w:hint="eastAsia"/>
+          <w:b/>
+          <w:bCs/>
+        </w:rPr>
+        <w:t>ViewModel</w:t>
+      </w:r>
+      <w:r>
+        <w:rPr>
+          <w:rFonts w:hint="eastAsia"/>
+          <w:b/>
+          <w:bCs/>
+        </w:rPr>
+        <w:t>之后会自动刷新一次</w:t>
+      </w:r>
+      <w:r>
+        <w:rPr>
+          <w:rFonts w:hint="eastAsia"/>
+          <w:b/>
+          <w:bCs/>
+        </w:rPr>
+        <w:t>。</w:t>
+      </w:r>
+    </w:p>
+    <w:p>
+      <w:pPr>
         <w:pStyle w:val="2"/>
       </w:pPr>
       <w:bookmarkStart w:id="8" w:name="_Toc229997473"/>
@@ -3208,14 +3241,12 @@
         </w:rPr>
         <w:t>初始化</w:t>
       </w:r>
-      <w:proofErr w:type="spellStart"/>
       <w:r>
         <w:rPr>
           <w:rFonts w:hint="eastAsia"/>
         </w:rPr>
         <w:t>ViewModel</w:t>
       </w:r>
-      <w:proofErr w:type="spellEnd"/>
       <w:r>
         <w:rPr>
           <w:rFonts w:hint="eastAsia"/>
@@ -3249,14 +3280,12 @@
         </w:rPr>
         <w:t>是不知道</w:t>
       </w:r>
-      <w:proofErr w:type="spellStart"/>
       <w:r>
         <w:rPr>
           <w:rFonts w:hint="eastAsia"/>
         </w:rPr>
         <w:t>ViewModel</w:t>
       </w:r>
-      <w:proofErr w:type="spellEnd"/>
       <w:r>
         <w:rPr>
           <w:rFonts w:hint="eastAsia"/>
@@ -3267,88 +3296,76 @@
         <w:rPr>
           <w:rFonts w:hint="eastAsia"/>
         </w:rPr>
-        <w:t xml:space="preserve"> </w:t>
-      </w:r>
-      <w:proofErr w:type="spellStart"/>
+        <w:t xml:space="preserve"> ViewModel</w:t>
+      </w:r>
+      <w:r>
+        <w:rPr>
+          <w:rFonts w:hint="eastAsia"/>
+        </w:rPr>
+        <w:t>拥有</w:t>
+      </w:r>
+      <w:r>
+        <w:rPr>
+          <w:rFonts w:hint="eastAsia"/>
+        </w:rPr>
+        <w:t>Model</w:t>
+      </w:r>
+      <w:r>
+        <w:rPr>
+          <w:rFonts w:hint="eastAsia"/>
+        </w:rPr>
+        <w:t>的引用和传递数据给</w:t>
+      </w:r>
+      <w:r>
+        <w:rPr>
+          <w:rFonts w:hint="eastAsia"/>
+        </w:rPr>
+        <w:t>UI</w:t>
+      </w:r>
+      <w:r>
+        <w:rPr>
+          <w:rFonts w:hint="eastAsia"/>
+        </w:rPr>
+        <w:t>。</w:t>
+      </w:r>
+    </w:p>
+    <w:p>
+      <w:r>
+        <w:rPr>
+          <w:rFonts w:hint="eastAsia"/>
+        </w:rPr>
+        <w:t>所以我在</w:t>
+      </w:r>
+      <w:r>
+        <w:rPr>
+          <w:rFonts w:hint="eastAsia"/>
+        </w:rPr>
+        <w:t>Model</w:t>
+      </w:r>
+      <w:r>
+        <w:rPr>
+          <w:rFonts w:hint="eastAsia"/>
+        </w:rPr>
+        <w:t>中添加了广播，当需要显示的变量成功改变时即广播出去，而</w:t>
+      </w:r>
       <w:r>
         <w:rPr>
           <w:rFonts w:hint="eastAsia"/>
         </w:rPr>
         <w:t>ViewModel</w:t>
       </w:r>
-      <w:proofErr w:type="spellEnd"/>
-      <w:r>
-        <w:rPr>
-          <w:rFonts w:hint="eastAsia"/>
-        </w:rPr>
-        <w:t>拥有</w:t>
-      </w:r>
-      <w:r>
-        <w:rPr>
-          <w:rFonts w:hint="eastAsia"/>
-        </w:rPr>
-        <w:t>Model</w:t>
-      </w:r>
-      <w:r>
-        <w:rPr>
-          <w:rFonts w:hint="eastAsia"/>
-        </w:rPr>
-        <w:t>的引用和传递数据给</w:t>
-      </w:r>
-      <w:r>
-        <w:rPr>
-          <w:rFonts w:hint="eastAsia"/>
-        </w:rPr>
-        <w:t>UI</w:t>
-      </w:r>
-      <w:r>
-        <w:rPr>
-          <w:rFonts w:hint="eastAsia"/>
-        </w:rPr>
-        <w:t>。</w:t>
-      </w:r>
-    </w:p>
-    <w:p>
-      <w:r>
-        <w:rPr>
-          <w:rFonts w:hint="eastAsia"/>
-        </w:rPr>
-        <w:t>所以我在</w:t>
-      </w:r>
-      <w:r>
-        <w:rPr>
-          <w:rFonts w:hint="eastAsia"/>
-        </w:rPr>
-        <w:t>Model</w:t>
-      </w:r>
-      <w:r>
-        <w:rPr>
-          <w:rFonts w:hint="eastAsia"/>
-        </w:rPr>
-        <w:t>中添加了广播，当需要显示的变量成功改变时即广播出去，而</w:t>
-      </w:r>
-      <w:proofErr w:type="spellStart"/>
-      <w:r>
-        <w:rPr>
-          <w:rFonts w:hint="eastAsia"/>
-        </w:rPr>
-        <w:t>ViewModel</w:t>
-      </w:r>
-      <w:proofErr w:type="spellEnd"/>
       <w:r>
         <w:rPr>
           <w:rFonts w:hint="eastAsia"/>
         </w:rPr>
         <w:t>在</w:t>
       </w:r>
-      <w:proofErr w:type="spellStart"/>
       <w:r>
         <w:rPr>
           <w:rFonts w:hint="eastAsia"/>
         </w:rPr>
         <w:t>SetModel</w:t>
       </w:r>
-      <w:proofErr w:type="spellEnd"/>
       <w:r>
         <w:rPr>
           <w:rFonts w:hint="eastAsia"/>
@@ -3515,14 +3532,12 @@
         <w:pStyle w:val="2"/>
       </w:pPr>
       <w:bookmarkStart w:id="9" w:name="_Toc229997474"/>
-      <w:proofErr w:type="spellStart"/>
       <w:r>
         <w:rPr>
           <w:rFonts w:hint="eastAsia"/>
         </w:rPr>
         <w:t>ViewModel</w:t>
       </w:r>
-      <w:proofErr w:type="spellEnd"/>
       <w:r>
         <w:rPr>
           <w:rFonts w:hint="eastAsia"/>
@@ -3584,14 +3599,12 @@
         <w:pStyle w:val="2"/>
       </w:pPr>
       <w:bookmarkStart w:id="10" w:name="_Toc229997475"/>
-      <w:proofErr w:type="spellStart"/>
       <w:r>
         <w:rPr>
           <w:rFonts w:hint="eastAsia"/>
         </w:rPr>
         <w:t>ViewModel</w:t>
       </w:r>
-      <w:proofErr w:type="spellEnd"/>
       <w:r>
         <w:rPr>
           <w:rFonts w:hint="eastAsia"/>
@@ -3637,14 +3650,12 @@
         </w:rPr>
         <w:t>因为</w:t>
       </w:r>
-      <w:proofErr w:type="spellStart"/>
       <w:r>
         <w:rPr>
           <w:rFonts w:hint="eastAsia"/>
         </w:rPr>
         <w:t>ViewModel</w:t>
       </w:r>
-      <w:proofErr w:type="spellEnd"/>
       <w:r>
         <w:rPr>
           <w:rFonts w:hint="eastAsia"/>
@@ -3823,6 +3834,689 @@
           </wp:inline>
         </w:drawing>
       </w:r>
+    </w:p>
+    <w:p>
+      <w:pPr>
+        <w:pStyle w:val="1"/>
+        <w:rPr>
+          <w:rFonts w:hint="eastAsia"/>
+        </w:rPr>
+      </w:pPr>
+      <w:r>
+        <w:rPr>
+          <w:rFonts w:hint="eastAsia"/>
+        </w:rPr>
+        <w:t>ViewModel</w:t>
+      </w:r>
+      <w:r>
+        <w:rPr>
+          <w:rFonts w:hint="eastAsia"/>
+        </w:rPr>
+        <w:t>进阶使用</w:t>
+      </w:r>
+    </w:p>
+    <w:p>
+      <w:pPr>
+        <w:pStyle w:val="2"/>
+      </w:pPr>
+      <w:r>
+        <w:rPr>
+          <w:rFonts w:hint="eastAsia"/>
+        </w:rPr>
+        <w:t>解决某些控件</w:t>
+      </w:r>
+      <w:r>
+        <w:rPr>
+          <w:rFonts w:hint="eastAsia"/>
+        </w:rPr>
+        <w:t>某些</w:t>
+      </w:r>
+      <w:r>
+        <w:rPr>
+          <w:rFonts w:hint="eastAsia"/>
+        </w:rPr>
+        <w:t>属性不支持直接</w:t>
+      </w:r>
+      <w:r>
+        <w:rPr>
+          <w:rFonts w:hint="eastAsia"/>
+        </w:rPr>
+        <w:t>使用</w:t>
+      </w:r>
+      <w:r>
+        <w:rPr>
+          <w:rFonts w:hint="eastAsia"/>
+        </w:rPr>
+        <w:t>ViewBinding</w:t>
+      </w:r>
+      <w:r>
+        <w:rPr>
+          <w:rFonts w:hint="eastAsia"/>
+        </w:rPr>
+        <w:t>来刷新的问题</w:t>
+      </w:r>
+    </w:p>
+    <w:p>
+      <w:pPr>
+        <w:pStyle w:val="3"/>
+      </w:pPr>
+      <w:r>
+        <w:rPr>
+          <w:rFonts w:hint="eastAsia"/>
+        </w:rPr>
+        <w:t>UI</w:t>
+      </w:r>
+      <w:r>
+        <w:rPr>
+          <w:rFonts w:hint="eastAsia"/>
+        </w:rPr>
+        <w:t>中</w:t>
+      </w:r>
+      <w:r>
+        <w:rPr>
+          <w:rFonts w:hint="eastAsia"/>
+        </w:rPr>
+        <w:t>自定义函数刷新</w:t>
+      </w:r>
+      <w:r>
+        <w:rPr>
+          <w:rFonts w:hint="eastAsia"/>
+        </w:rPr>
+        <w:t>某些数据</w:t>
+      </w:r>
+    </w:p>
+    <w:p>
+      <w:pPr>
+        <w:rPr>
+          <w:b/>
+          <w:bCs/>
+        </w:rPr>
+      </w:pPr>
+      <w:r>
+        <w:rPr>
+          <w:rFonts w:hint="eastAsia"/>
+        </w:rPr>
+        <w:t>先在</w:t>
+      </w:r>
+      <w:r>
+        <w:rPr>
+          <w:rFonts w:hint="eastAsia"/>
+        </w:rPr>
+        <w:t>UI</w:t>
+      </w:r>
+      <w:r>
+        <w:rPr>
+          <w:rFonts w:hint="eastAsia"/>
+        </w:rPr>
+        <w:t>中创建一个函数，仅能</w:t>
+      </w:r>
+      <w:r>
+        <w:rPr>
+          <w:rFonts w:hint="eastAsia"/>
+          <w:b/>
+          <w:bCs/>
+        </w:rPr>
+        <w:t>只有一个输入，没有输出</w:t>
+      </w:r>
+    </w:p>
+    <w:p>
+      <w:r>
+        <w:rPr>
+          <w:noProof/>
+        </w:rPr>
+        <w:drawing>
+          <wp:inline distT="0" distB="0" distL="0" distR="0" wp14:anchorId="59FD0404" wp14:editId="05AB1180">
+            <wp:extent cx="5274310" cy="2044700"/>
+            <wp:effectExtent l="0" t="0" r="2540" b="0"/>
+            <wp:docPr id="293347013" name="图片 1"/>
+            <wp:cNvGraphicFramePr>
+              <a:graphicFrameLocks xmlns:a="http://schemas.openxmlformats.org/drawingml/2006/main" noChangeAspect="1"/>
+            </wp:cNvGraphicFramePr>
+            <a:graphic xmlns:a="http://schemas.openxmlformats.org/drawingml/2006/main">
+              <a:graphicData uri="http://schemas.openxmlformats.org/drawingml/2006/picture">
+                <pic:pic xmlns:pic="http://schemas.openxmlformats.org/drawingml/2006/picture">
+                  <pic:nvPicPr>
+                    <pic:cNvPr id="293347013" name=""/>
+                    <pic:cNvPicPr/>
+                  </pic:nvPicPr>
+                  <pic:blipFill>
+                    <a:blip r:embed="rId23"/>
+                    <a:stretch>
+                      <a:fillRect/>
+                    </a:stretch>
+                  </pic:blipFill>
+                  <pic:spPr>
+                    <a:xfrm>
+                      <a:off x="0" y="0"/>
+                      <a:ext cx="5274310" cy="2044700"/>
+                    </a:xfrm>
+                    <a:prstGeom prst="rect">
+                      <a:avLst/>
+                    </a:prstGeom>
+                  </pic:spPr>
+                </pic:pic>
+              </a:graphicData>
+            </a:graphic>
+          </wp:inline>
+        </w:drawing>
+      </w:r>
+    </w:p>
+    <w:p>
+      <w:r>
+        <w:rPr>
+          <w:rFonts w:hint="eastAsia"/>
+        </w:rPr>
+        <w:lastRenderedPageBreak/>
+        <w:t>然后</w:t>
+      </w:r>
+      <w:r>
+        <w:rPr>
+          <w:rFonts w:hint="eastAsia"/>
+        </w:rPr>
+        <w:t>ViewModel</w:t>
+      </w:r>
+      <w:r>
+        <w:rPr>
+          <w:rFonts w:hint="eastAsia"/>
+        </w:rPr>
+        <w:t>也创建一个对应的数据，用于刷新</w:t>
+      </w:r>
+      <w:r>
+        <w:rPr>
+          <w:rFonts w:hint="eastAsia"/>
+        </w:rPr>
+        <w:t>UI</w:t>
+      </w:r>
+    </w:p>
+    <w:p>
+      <w:pPr>
+        <w:rPr>
+          <w:rFonts w:hint="eastAsia"/>
+        </w:rPr>
+      </w:pPr>
+      <w:r>
+        <w:rPr>
+          <w:noProof/>
+        </w:rPr>
+        <w:drawing>
+          <wp:inline distT="0" distB="0" distL="0" distR="0" wp14:anchorId="3F0C9EDC" wp14:editId="028E1CF3">
+            <wp:extent cx="3838575" cy="5200650"/>
+            <wp:effectExtent l="0" t="0" r="9525" b="0"/>
+            <wp:docPr id="1326825637" name="图片 1" descr="图形用户界面, 文本, 应用程序&#10;&#10;描述已自动生成"/>
+            <wp:cNvGraphicFramePr>
+              <a:graphicFrameLocks xmlns:a="http://schemas.openxmlformats.org/drawingml/2006/main" noChangeAspect="1"/>
+            </wp:cNvGraphicFramePr>
+            <a:graphic xmlns:a="http://schemas.openxmlformats.org/drawingml/2006/main">
+              <a:graphicData uri="http://schemas.openxmlformats.org/drawingml/2006/picture">
+                <pic:pic xmlns:pic="http://schemas.openxmlformats.org/drawingml/2006/picture">
+                  <pic:nvPicPr>
+                    <pic:cNvPr id="1326825637" name="图片 1" descr="图形用户界面, 文本, 应用程序&#10;&#10;描述已自动生成"/>
+                    <pic:cNvPicPr/>
+                  </pic:nvPicPr>
+                  <pic:blipFill>
+                    <a:blip r:embed="rId24"/>
+                    <a:stretch>
+                      <a:fillRect/>
+                    </a:stretch>
+                  </pic:blipFill>
+                  <pic:spPr>
+                    <a:xfrm>
+                      <a:off x="0" y="0"/>
+                      <a:ext cx="3838575" cy="5200650"/>
+                    </a:xfrm>
+                    <a:prstGeom prst="rect">
+                      <a:avLst/>
+                    </a:prstGeom>
+                  </pic:spPr>
+                </pic:pic>
+              </a:graphicData>
+            </a:graphic>
+          </wp:inline>
+        </w:drawing>
+      </w:r>
+    </w:p>
+    <w:p>
+      <w:pPr>
+        <w:rPr>
+          <w:rFonts w:hint="eastAsia"/>
+        </w:rPr>
+      </w:pPr>
+      <w:r>
+        <w:rPr>
+          <w:rFonts w:hint="eastAsia"/>
+        </w:rPr>
+        <w:t>在</w:t>
+      </w:r>
+      <w:r>
+        <w:rPr>
+          <w:rFonts w:hint="eastAsia"/>
+        </w:rPr>
+        <w:t>UI</w:t>
+      </w:r>
+      <w:r>
+        <w:rPr>
+          <w:rFonts w:hint="eastAsia"/>
+        </w:rPr>
+        <w:t>中</w:t>
+      </w:r>
+      <w:r>
+        <w:rPr>
+          <w:rFonts w:hint="eastAsia"/>
+        </w:rPr>
+        <w:t>ViewBinding</w:t>
+      </w:r>
+      <w:r>
+        <w:rPr>
+          <w:rFonts w:hint="eastAsia"/>
+        </w:rPr>
+        <w:t>中选择</w:t>
+      </w:r>
+      <w:r>
+        <w:rPr>
+          <w:rFonts w:hint="eastAsia"/>
+        </w:rPr>
+        <w:t>UI</w:t>
+      </w:r>
+      <w:r>
+        <w:rPr>
+          <w:rFonts w:hint="eastAsia"/>
+        </w:rPr>
+        <w:t>本身，而不要选择里面的子控件</w:t>
+      </w:r>
+      <w:r>
+        <w:rPr>
+          <w:rFonts w:hint="eastAsia"/>
+        </w:rPr>
+        <w:t>（这里设置成了粉紫色）</w:t>
+      </w:r>
+      <w:r>
+        <w:rPr>
+          <w:rFonts w:hint="eastAsia"/>
+        </w:rPr>
+        <w:t>，注意勾选</w:t>
+      </w:r>
+      <w:r>
+        <w:rPr>
+          <w:rFonts w:hint="eastAsia"/>
+        </w:rPr>
+        <w:t>FiledNotify</w:t>
+      </w:r>
+    </w:p>
+    <w:p>
+      <w:r>
+        <w:rPr>
+          <w:noProof/>
+        </w:rPr>
+        <w:lastRenderedPageBreak/>
+        <w:drawing>
+          <wp:inline distT="0" distB="0" distL="0" distR="0" wp14:anchorId="579F4BD5" wp14:editId="6F9AF46C">
+            <wp:extent cx="5274310" cy="5151120"/>
+            <wp:effectExtent l="0" t="0" r="2540" b="0"/>
+            <wp:docPr id="41226403" name="图片 1"/>
+            <wp:cNvGraphicFramePr>
+              <a:graphicFrameLocks xmlns:a="http://schemas.openxmlformats.org/drawingml/2006/main" noChangeAspect="1"/>
+            </wp:cNvGraphicFramePr>
+            <a:graphic xmlns:a="http://schemas.openxmlformats.org/drawingml/2006/main">
+              <a:graphicData uri="http://schemas.openxmlformats.org/drawingml/2006/picture">
+                <pic:pic xmlns:pic="http://schemas.openxmlformats.org/drawingml/2006/picture">
+                  <pic:nvPicPr>
+                    <pic:cNvPr id="41226403" name=""/>
+                    <pic:cNvPicPr/>
+                  </pic:nvPicPr>
+                  <pic:blipFill>
+                    <a:blip r:embed="rId25"/>
+                    <a:stretch>
+                      <a:fillRect/>
+                    </a:stretch>
+                  </pic:blipFill>
+                  <pic:spPr>
+                    <a:xfrm>
+                      <a:off x="0" y="0"/>
+                      <a:ext cx="5274310" cy="5151120"/>
+                    </a:xfrm>
+                    <a:prstGeom prst="rect">
+                      <a:avLst/>
+                    </a:prstGeom>
+                  </pic:spPr>
+                </pic:pic>
+              </a:graphicData>
+            </a:graphic>
+          </wp:inline>
+        </w:drawing>
+      </w:r>
+    </w:p>
+    <w:p>
+      <w:r>
+        <w:rPr>
+          <w:rFonts w:hint="eastAsia"/>
+        </w:rPr>
+        <w:t>然后借助前面先创建</w:t>
+      </w:r>
+      <w:r>
+        <w:rPr>
+          <w:rFonts w:hint="eastAsia"/>
+        </w:rPr>
+        <w:t>ViewModel</w:t>
+      </w:r>
+      <w:r>
+        <w:rPr>
+          <w:rFonts w:hint="eastAsia"/>
+        </w:rPr>
+        <w:t>并设置</w:t>
+      </w:r>
+      <w:r>
+        <w:rPr>
+          <w:rFonts w:hint="eastAsia"/>
+        </w:rPr>
+        <w:t>ViewModel</w:t>
+      </w:r>
+      <w:r>
+        <w:rPr>
+          <w:rFonts w:hint="eastAsia"/>
+        </w:rPr>
+        <w:t>中的</w:t>
+      </w:r>
+      <w:r>
+        <w:rPr>
+          <w:rFonts w:hint="eastAsia"/>
+        </w:rPr>
+        <w:t>Model</w:t>
+      </w:r>
+      <w:r>
+        <w:rPr>
+          <w:rFonts w:hint="eastAsia"/>
+        </w:rPr>
+        <w:t>，最后再在</w:t>
+      </w:r>
+      <w:r>
+        <w:rPr>
+          <w:rFonts w:hint="eastAsia"/>
+        </w:rPr>
+        <w:t>UI</w:t>
+      </w:r>
+      <w:r>
+        <w:rPr>
+          <w:rFonts w:hint="eastAsia"/>
+        </w:rPr>
+        <w:t>生成之后添加到屏幕之前把</w:t>
+      </w:r>
+      <w:r>
+        <w:rPr>
+          <w:rFonts w:hint="eastAsia"/>
+        </w:rPr>
+        <w:t>ViewModel</w:t>
+      </w:r>
+      <w:r>
+        <w:rPr>
+          <w:rFonts w:hint="eastAsia"/>
+        </w:rPr>
+        <w:t>设置给</w:t>
+      </w:r>
+      <w:r>
+        <w:rPr>
+          <w:rFonts w:hint="eastAsia"/>
+        </w:rPr>
+        <w:t>UI</w:t>
+      </w:r>
+      <w:r>
+        <w:rPr>
+          <w:rFonts w:hint="eastAsia"/>
+        </w:rPr>
+        <w:t>，此时</w:t>
+      </w:r>
+      <w:r>
+        <w:rPr>
+          <w:rFonts w:hint="eastAsia"/>
+        </w:rPr>
+        <w:t>UI</w:t>
+      </w:r>
+      <w:r>
+        <w:rPr>
+          <w:rFonts w:hint="eastAsia"/>
+        </w:rPr>
+        <w:t>会自动刷新一次</w:t>
+      </w:r>
+    </w:p>
+    <w:p>
+      <w:r>
+        <w:rPr>
+          <w:noProof/>
+        </w:rPr>
+        <w:lastRenderedPageBreak/>
+        <w:drawing>
+          <wp:inline distT="0" distB="0" distL="0" distR="0" wp14:anchorId="64685940" wp14:editId="4DFA2FA9">
+            <wp:extent cx="5274310" cy="3834765"/>
+            <wp:effectExtent l="0" t="0" r="2540" b="0"/>
+            <wp:docPr id="723159110" name="图片 1"/>
+            <wp:cNvGraphicFramePr>
+              <a:graphicFrameLocks xmlns:a="http://schemas.openxmlformats.org/drawingml/2006/main" noChangeAspect="1"/>
+            </wp:cNvGraphicFramePr>
+            <a:graphic xmlns:a="http://schemas.openxmlformats.org/drawingml/2006/main">
+              <a:graphicData uri="http://schemas.openxmlformats.org/drawingml/2006/picture">
+                <pic:pic xmlns:pic="http://schemas.openxmlformats.org/drawingml/2006/picture">
+                  <pic:nvPicPr>
+                    <pic:cNvPr id="723159110" name=""/>
+                    <pic:cNvPicPr/>
+                  </pic:nvPicPr>
+                  <pic:blipFill>
+                    <a:blip r:embed="rId26"/>
+                    <a:stretch>
+                      <a:fillRect/>
+                    </a:stretch>
+                  </pic:blipFill>
+                  <pic:spPr>
+                    <a:xfrm>
+                      <a:off x="0" y="0"/>
+                      <a:ext cx="5274310" cy="3834765"/>
+                    </a:xfrm>
+                    <a:prstGeom prst="rect">
+                      <a:avLst/>
+                    </a:prstGeom>
+                  </pic:spPr>
+                </pic:pic>
+              </a:graphicData>
+            </a:graphic>
+          </wp:inline>
+        </w:drawing>
+      </w:r>
+    </w:p>
+    <w:p>
+      <w:pPr>
+        <w:pStyle w:val="3"/>
+      </w:pPr>
+      <w:r>
+        <w:rPr>
+          <w:rFonts w:hint="eastAsia"/>
+        </w:rPr>
+        <w:t>借助</w:t>
+      </w:r>
+      <w:r>
+        <w:rPr>
+          <w:rFonts w:hint="eastAsia"/>
+        </w:rPr>
+        <w:t>C++</w:t>
+      </w:r>
+      <w:r>
+        <w:rPr>
+          <w:rFonts w:hint="eastAsia"/>
+        </w:rPr>
+        <w:t>自定义刷新函数</w:t>
+      </w:r>
+    </w:p>
+    <w:p>
+      <w:r>
+        <w:rPr>
+          <w:rFonts w:hint="eastAsia"/>
+        </w:rPr>
+        <w:t>C++</w:t>
+      </w:r>
+      <w:r>
+        <w:rPr>
+          <w:rFonts w:hint="eastAsia"/>
+        </w:rPr>
+        <w:t>层面继承需要修改的控件类，然后反射给蓝图，蓝图用自己继承出来的类来创建控件，那么在</w:t>
+      </w:r>
+      <w:r>
+        <w:rPr>
+          <w:rFonts w:hint="eastAsia"/>
+        </w:rPr>
+        <w:t>ViewBinding</w:t>
+      </w:r>
+      <w:r>
+        <w:rPr>
+          <w:rFonts w:hint="eastAsia"/>
+        </w:rPr>
+        <w:t>页面中也能找到对应的函数。</w:t>
+      </w:r>
+    </w:p>
+    <w:p>
+      <w:pPr>
+        <w:pStyle w:val="3"/>
+      </w:pPr>
+      <w:r>
+        <w:rPr>
+          <w:rFonts w:hint="eastAsia"/>
+        </w:rPr>
+        <w:t>借助蓝图封装自定义刷新函数</w:t>
+      </w:r>
+    </w:p>
+    <w:p>
+      <w:pPr>
+        <w:rPr>
+          <w:rFonts w:hint="eastAsia"/>
+        </w:rPr>
+      </w:pPr>
+      <w:r>
+        <w:rPr>
+          <w:rFonts w:hint="eastAsia"/>
+        </w:rPr>
+        <w:t>假如也是自定义修改</w:t>
+      </w:r>
+      <w:r>
+        <w:rPr>
+          <w:rFonts w:hint="eastAsia"/>
+        </w:rPr>
+        <w:t>Image</w:t>
+      </w:r>
+      <w:r>
+        <w:rPr>
+          <w:rFonts w:hint="eastAsia"/>
+        </w:rPr>
+        <w:t>中的</w:t>
+      </w:r>
+      <w:r>
+        <w:rPr>
+          <w:rFonts w:hint="eastAsia"/>
+        </w:rPr>
+        <w:t>TintColor</w:t>
+      </w:r>
+      <w:r>
+        <w:rPr>
+          <w:rFonts w:hint="eastAsia"/>
+        </w:rPr>
+        <w:t>，那么创建一个</w:t>
+      </w:r>
+      <w:r>
+        <w:rPr>
+          <w:rFonts w:hint="eastAsia"/>
+        </w:rPr>
+        <w:t>UserWidget</w:t>
+      </w:r>
+      <w:r>
+        <w:rPr>
+          <w:rFonts w:hint="eastAsia"/>
+        </w:rPr>
+        <w:t>，</w:t>
+      </w:r>
+      <w:r>
+        <w:rPr>
+          <w:rFonts w:hint="eastAsia"/>
+        </w:rPr>
+        <w:t>里面有且仅放一个</w:t>
+      </w:r>
+      <w:r>
+        <w:rPr>
+          <w:rFonts w:hint="eastAsia"/>
+        </w:rPr>
+        <w:t>Image</w:t>
+      </w:r>
+      <w:r>
+        <w:rPr>
+          <w:rFonts w:hint="eastAsia"/>
+        </w:rPr>
+        <w:t>控件，然后其他控件使用这个</w:t>
+      </w:r>
+      <w:r>
+        <w:rPr>
+          <w:rFonts w:hint="eastAsia"/>
+        </w:rPr>
+        <w:t>UserWidget</w:t>
+      </w:r>
+      <w:r>
+        <w:rPr>
+          <w:rFonts w:hint="eastAsia"/>
+        </w:rPr>
+        <w:t>控件，这个</w:t>
+      </w:r>
+      <w:r>
+        <w:rPr>
+          <w:rFonts w:hint="eastAsia"/>
+        </w:rPr>
+        <w:t>UserWidget</w:t>
+      </w:r>
+      <w:r>
+        <w:rPr>
+          <w:rFonts w:hint="eastAsia"/>
+        </w:rPr>
+        <w:t>里面一样封装一个修改</w:t>
+      </w:r>
+      <w:r>
+        <w:rPr>
+          <w:rFonts w:hint="eastAsia"/>
+        </w:rPr>
+        <w:t>TintColor</w:t>
+      </w:r>
+      <w:r>
+        <w:rPr>
+          <w:rFonts w:hint="eastAsia"/>
+        </w:rPr>
+        <w:t>的函数即可。</w:t>
+      </w:r>
+    </w:p>
+    <w:p>
+      <w:pPr>
+        <w:pStyle w:val="1"/>
+      </w:pPr>
+      <w:r>
+        <w:rPr>
+          <w:rFonts w:hint="eastAsia"/>
+        </w:rPr>
+        <w:lastRenderedPageBreak/>
+        <w:t>ViewModel</w:t>
+      </w:r>
+      <w:r>
+        <w:rPr>
+          <w:rFonts w:hint="eastAsia"/>
+        </w:rPr>
+        <w:t>遇到的问题</w:t>
+      </w:r>
+    </w:p>
+    <w:p/>
+    <w:p/>
+    <w:p>
+      <w:pPr>
+        <w:rPr>
+          <w:rFonts w:hint="eastAsia"/>
+        </w:rPr>
+      </w:pPr>
+    </w:p>
+    <w:p/>
+    <w:p>
+      <w:pPr>
+        <w:rPr>
+          <w:rFonts w:hint="eastAsia"/>
+        </w:rPr>
+      </w:pPr>
     </w:p>
     <w:sectPr>
       <w:pgSz w:w="11906" w:h="16838"/>
@@ -5090,7 +5784,7 @@
     <w:uiPriority w:val="9"/>
     <w:unhideWhenUsed/>
     <w:qFormat/>
-    <w:rsid w:val="00FA1C60"/>
+    <w:rsid w:val="0098491C"/>
     <w:pPr>
       <w:keepNext/>
       <w:keepLines/>
@@ -5328,7 +6022,7 @@
     <w:basedOn w:val="a0"/>
     <w:link w:val="2"/>
     <w:uiPriority w:val="9"/>
-    <w:rsid w:val="00FA1C60"/>
+    <w:rsid w:val="0098491C"/>
     <w:rPr>
       <w:rFonts w:ascii="Times New Roman" w:eastAsia="宋体" w:hAnsi="Times New Roman" w:cstheme="majorBidi"/>
       <w:b/>
